--- a/00-首页/题组Word/习题书/第二篇-结构化学/7-结构化学基础-学生版.docx
+++ b/00-首页/题组Word/习题书/第二篇-结构化学/7-结构化学基础-学生版.docx
@@ -3,6 +3,239 @@
 <w:document xmlns:w="http://schemas.openxmlformats.org/wordprocessingml/2006/main" xmlns:m="http://schemas.openxmlformats.org/officeDocument/2006/math" xmlns:r="http://schemas.openxmlformats.org/officeDocument/2006/relationships" xmlns:o="urn:schemas-microsoft-com:office:office" xmlns:v="urn:schemas-microsoft-com:vml" xmlns:w10="urn:schemas-microsoft-com:office:word" xmlns:a="http://schemas.openxmlformats.org/drawingml/2006/main" xmlns:pic="http://schemas.openxmlformats.org/drawingml/2006/picture" xmlns:wp="http://schemas.openxmlformats.org/drawingml/2006/wordprocessingDrawing">
   <w:body>
     <w:bookmarkStart w:id="40" w:name="第-7-章-结构化学基础"/>
+    <w:p>
+      <w:pPr>
+        <w:spacing w:after="1800" w:before="1200" w:line="276" w:lineRule="auto"/>
+        <w:jc w:val="center"/>
+      </w:pPr>
+    </w:p>
+    <w:p>
+      <w:pPr>
+        <w:spacing w:after="320" w:before="0" w:line="276" w:lineRule="auto"/>
+        <w:jc w:val="center"/>
+      </w:pPr>
+      <w:r>
+        <w:rPr>
+          <w:rFonts w:ascii="Times New Roman" w:hAnsi="Times New Roman" w:eastAsia="SimHei" w:cs="Times New Roman"/>
+          <w:b/>
+          <w:color w:val="17324D"/>
+          <w:sz w:val="64"/>
+        </w:rPr>
+        <w:t>化学竞赛习题册</w:t>
+      </w:r>
+    </w:p>
+    <w:p>
+      <w:pPr>
+        <w:spacing w:after="120" w:before="0" w:line="276" w:lineRule="auto"/>
+        <w:jc w:val="center"/>
+      </w:pPr>
+      <w:r>
+        <w:rPr>
+          <w:rFonts w:ascii="Times New Roman" w:hAnsi="Times New Roman" w:eastAsia="SimHei" w:cs="Times New Roman"/>
+          <w:b w:val="0"/>
+          <w:color w:val="5B6975"/>
+          <w:sz w:val="32"/>
+        </w:rPr>
+        <w:t>第二篇</w:t>
+      </w:r>
+      <w:r>
+        <w:rPr>
+          <w:rFonts w:ascii="Times New Roman" w:hAnsi="Times New Roman" w:eastAsia="Times New Roman" w:cs="Times New Roman"/>
+          <w:b w:val="0"/>
+          <w:color w:val="5B6975"/>
+          <w:sz w:val="32"/>
+        </w:rPr>
+        <w:t xml:space="preserve"> </w:t>
+      </w:r>
+      <w:r>
+        <w:rPr>
+          <w:rFonts w:ascii="Times New Roman" w:hAnsi="Times New Roman" w:eastAsia="SimHei" w:cs="Times New Roman"/>
+          <w:b w:val="0"/>
+          <w:color w:val="5B6975"/>
+          <w:sz w:val="32"/>
+        </w:rPr>
+        <w:t>结构化学</w:t>
+      </w:r>
+    </w:p>
+    <w:p>
+      <w:pPr>
+        <w:spacing w:after="600" w:before="0" w:line="276" w:lineRule="auto"/>
+        <w:jc w:val="center"/>
+      </w:pPr>
+      <w:r>
+        <w:rPr>
+          <w:rFonts w:ascii="Times New Roman" w:hAnsi="Times New Roman" w:eastAsia="SimHei" w:cs="Times New Roman"/>
+          <w:b/>
+          <w:color w:val="17324D"/>
+          <w:sz w:val="44"/>
+        </w:rPr>
+        <w:t>第</w:t>
+      </w:r>
+      <w:r>
+        <w:rPr>
+          <w:rFonts w:ascii="Times New Roman" w:hAnsi="Times New Roman" w:eastAsia="Times New Roman" w:cs="Times New Roman"/>
+          <w:b/>
+          <w:color w:val="17324D"/>
+          <w:sz w:val="44"/>
+        </w:rPr>
+        <w:t xml:space="preserve"> 7 </w:t>
+      </w:r>
+      <w:r>
+        <w:rPr>
+          <w:rFonts w:ascii="Times New Roman" w:hAnsi="Times New Roman" w:eastAsia="SimHei" w:cs="Times New Roman"/>
+          <w:b/>
+          <w:color w:val="17324D"/>
+          <w:sz w:val="44"/>
+        </w:rPr>
+        <w:t>章</w:t>
+      </w:r>
+      <w:r>
+        <w:rPr>
+          <w:rFonts w:ascii="Times New Roman" w:hAnsi="Times New Roman" w:eastAsia="Times New Roman" w:cs="Times New Roman"/>
+          <w:b/>
+          <w:color w:val="17324D"/>
+          <w:sz w:val="44"/>
+        </w:rPr>
+        <w:t xml:space="preserve"> </w:t>
+      </w:r>
+      <w:r>
+        <w:rPr>
+          <w:rFonts w:ascii="Times New Roman" w:hAnsi="Times New Roman" w:eastAsia="SimHei" w:cs="Times New Roman"/>
+          <w:b/>
+          <w:color w:val="17324D"/>
+          <w:sz w:val="44"/>
+        </w:rPr>
+        <w:t>结构化学基础</w:t>
+      </w:r>
+    </w:p>
+    <w:p>
+      <w:pPr>
+        <w:spacing w:after="600" w:before="120" w:line="276" w:lineRule="auto"/>
+        <w:jc w:val="center"/>
+        <w:pBdr>
+          <w:bottom w:val="single" w:sz="8" w:space="4" w:color="4A6577"/>
+        </w:pBdr>
+      </w:pPr>
+    </w:p>
+    <w:p>
+      <w:pPr>
+        <w:spacing w:after="160" w:before="0" w:line="276" w:lineRule="auto"/>
+        <w:jc w:val="center"/>
+      </w:pPr>
+      <w:r>
+        <w:rPr>
+          <w:rFonts w:ascii="Times New Roman" w:hAnsi="Times New Roman" w:eastAsia="FangSong" w:cs="Times New Roman"/>
+          <w:b w:val="0"/>
+          <w:color w:val="5B6975"/>
+          <w:sz w:val="24"/>
+        </w:rPr>
+        <w:t>题量</w:t>
+      </w:r>
+      <w:r>
+        <w:rPr>
+          <w:rFonts w:ascii="Times New Roman" w:hAnsi="Times New Roman" w:eastAsia="Times New Roman" w:cs="Times New Roman"/>
+          <w:b w:val="0"/>
+          <w:color w:val="5B6975"/>
+          <w:sz w:val="24"/>
+        </w:rPr>
+        <w:t>：26</w:t>
+      </w:r>
+    </w:p>
+    <w:p>
+      <w:pPr>
+        <w:spacing w:after="160" w:before="0" w:line="276" w:lineRule="auto"/>
+        <w:jc w:val="center"/>
+      </w:pPr>
+      <w:r>
+        <w:rPr>
+          <w:rFonts w:ascii="Times New Roman" w:hAnsi="Times New Roman" w:eastAsia="FangSong" w:cs="Times New Roman"/>
+          <w:b w:val="0"/>
+          <w:color w:val="5B6975"/>
+          <w:sz w:val="24"/>
+        </w:rPr>
+        <w:t>版本</w:t>
+      </w:r>
+      <w:r>
+        <w:rPr>
+          <w:rFonts w:ascii="Times New Roman" w:hAnsi="Times New Roman" w:eastAsia="Times New Roman" w:cs="Times New Roman"/>
+          <w:b w:val="0"/>
+          <w:color w:val="5B6975"/>
+          <w:sz w:val="24"/>
+        </w:rPr>
+        <w:t>：</w:t>
+      </w:r>
+      <w:r>
+        <w:rPr>
+          <w:rFonts w:ascii="Times New Roman" w:hAnsi="Times New Roman" w:eastAsia="FangSong" w:cs="Times New Roman"/>
+          <w:b w:val="0"/>
+          <w:color w:val="5B6975"/>
+          <w:sz w:val="24"/>
+        </w:rPr>
+        <w:t>学生版</w:t>
+      </w:r>
+      <w:r>
+        <w:rPr>
+          <w:rFonts w:ascii="Times New Roman" w:hAnsi="Times New Roman" w:eastAsia="Times New Roman" w:cs="Times New Roman"/>
+          <w:b w:val="0"/>
+          <w:color w:val="5B6975"/>
+          <w:sz w:val="24"/>
+        </w:rPr>
+        <w:t>（</w:t>
+      </w:r>
+      <w:r>
+        <w:rPr>
+          <w:rFonts w:ascii="Times New Roman" w:hAnsi="Times New Roman" w:eastAsia="FangSong" w:cs="Times New Roman"/>
+          <w:b w:val="0"/>
+          <w:color w:val="5B6975"/>
+          <w:sz w:val="24"/>
+        </w:rPr>
+        <w:t>无答案</w:t>
+      </w:r>
+      <w:r>
+        <w:rPr>
+          <w:rFonts w:ascii="Times New Roman" w:hAnsi="Times New Roman" w:eastAsia="Times New Roman" w:cs="Times New Roman"/>
+          <w:b w:val="0"/>
+          <w:color w:val="5B6975"/>
+          <w:sz w:val="24"/>
+        </w:rPr>
+        <w:t>）</w:t>
+      </w:r>
+    </w:p>
+    <w:p>
+      <w:pPr>
+        <w:spacing w:after="160" w:before="0" w:line="276" w:lineRule="auto"/>
+        <w:jc w:val="center"/>
+      </w:pPr>
+      <w:r>
+        <w:rPr>
+          <w:rFonts w:ascii="Times New Roman" w:hAnsi="Times New Roman" w:eastAsia="FangSong" w:cs="Times New Roman"/>
+          <w:b w:val="0"/>
+          <w:color w:val="5B6975"/>
+          <w:sz w:val="24"/>
+        </w:rPr>
+        <w:t>日期</w:t>
+      </w:r>
+      <w:r>
+        <w:rPr>
+          <w:rFonts w:ascii="Times New Roman" w:hAnsi="Times New Roman" w:eastAsia="Times New Roman" w:cs="Times New Roman"/>
+          <w:b w:val="0"/>
+          <w:color w:val="5B6975"/>
+          <w:sz w:val="24"/>
+        </w:rPr>
+        <w:t>：2026-09-10</w:t>
+      </w:r>
+    </w:p>
+    <w:p>
+      <w:pPr>
+        <w:jc w:val="center"/>
+      </w:pPr>
+      <w:r>
+        <w:rPr>
+          <w:rFonts w:ascii="Times New Roman" w:hAnsi="Times New Roman" w:eastAsia="Times New Roman" w:cs="Times New Roman"/>
+        </w:rPr>
+        <w:br w:type="page"/>
+      </w:r>
+    </w:p>
     <w:p>
       <w:pPr>
         <w:pStyle w:val="Heading1"/>

--- a/00-首页/题组Word/习题书/第二篇-结构化学/7-结构化学基础-学生版.docx
+++ b/00-首页/题组Word/习题书/第二篇-结构化学/7-结构化学基础-学生版.docx
@@ -5,239 +5,6 @@
     <w:bookmarkStart w:id="40" w:name="第-7-章-结构化学基础"/>
     <w:p>
       <w:pPr>
-        <w:spacing w:after="1800" w:before="1200" w:line="276" w:lineRule="auto"/>
-        <w:jc w:val="center"/>
-      </w:pPr>
-    </w:p>
-    <w:p>
-      <w:pPr>
-        <w:spacing w:after="320" w:before="0" w:line="276" w:lineRule="auto"/>
-        <w:jc w:val="center"/>
-      </w:pPr>
-      <w:r>
-        <w:rPr>
-          <w:rFonts w:ascii="Times New Roman" w:hAnsi="Times New Roman" w:eastAsia="SimHei" w:cs="Times New Roman"/>
-          <w:b/>
-          <w:color w:val="17324D"/>
-          <w:sz w:val="64"/>
-        </w:rPr>
-        <w:t>化学竞赛习题册</w:t>
-      </w:r>
-    </w:p>
-    <w:p>
-      <w:pPr>
-        <w:spacing w:after="120" w:before="0" w:line="276" w:lineRule="auto"/>
-        <w:jc w:val="center"/>
-      </w:pPr>
-      <w:r>
-        <w:rPr>
-          <w:rFonts w:ascii="Times New Roman" w:hAnsi="Times New Roman" w:eastAsia="SimHei" w:cs="Times New Roman"/>
-          <w:b w:val="0"/>
-          <w:color w:val="5B6975"/>
-          <w:sz w:val="32"/>
-        </w:rPr>
-        <w:t>第二篇</w:t>
-      </w:r>
-      <w:r>
-        <w:rPr>
-          <w:rFonts w:ascii="Times New Roman" w:hAnsi="Times New Roman" w:eastAsia="Times New Roman" w:cs="Times New Roman"/>
-          <w:b w:val="0"/>
-          <w:color w:val="5B6975"/>
-          <w:sz w:val="32"/>
-        </w:rPr>
-        <w:t xml:space="preserve"> </w:t>
-      </w:r>
-      <w:r>
-        <w:rPr>
-          <w:rFonts w:ascii="Times New Roman" w:hAnsi="Times New Roman" w:eastAsia="SimHei" w:cs="Times New Roman"/>
-          <w:b w:val="0"/>
-          <w:color w:val="5B6975"/>
-          <w:sz w:val="32"/>
-        </w:rPr>
-        <w:t>结构化学</w:t>
-      </w:r>
-    </w:p>
-    <w:p>
-      <w:pPr>
-        <w:spacing w:after="600" w:before="0" w:line="276" w:lineRule="auto"/>
-        <w:jc w:val="center"/>
-      </w:pPr>
-      <w:r>
-        <w:rPr>
-          <w:rFonts w:ascii="Times New Roman" w:hAnsi="Times New Roman" w:eastAsia="SimHei" w:cs="Times New Roman"/>
-          <w:b/>
-          <w:color w:val="17324D"/>
-          <w:sz w:val="44"/>
-        </w:rPr>
-        <w:t>第</w:t>
-      </w:r>
-      <w:r>
-        <w:rPr>
-          <w:rFonts w:ascii="Times New Roman" w:hAnsi="Times New Roman" w:eastAsia="Times New Roman" w:cs="Times New Roman"/>
-          <w:b/>
-          <w:color w:val="17324D"/>
-          <w:sz w:val="44"/>
-        </w:rPr>
-        <w:t xml:space="preserve"> 7 </w:t>
-      </w:r>
-      <w:r>
-        <w:rPr>
-          <w:rFonts w:ascii="Times New Roman" w:hAnsi="Times New Roman" w:eastAsia="SimHei" w:cs="Times New Roman"/>
-          <w:b/>
-          <w:color w:val="17324D"/>
-          <w:sz w:val="44"/>
-        </w:rPr>
-        <w:t>章</w:t>
-      </w:r>
-      <w:r>
-        <w:rPr>
-          <w:rFonts w:ascii="Times New Roman" w:hAnsi="Times New Roman" w:eastAsia="Times New Roman" w:cs="Times New Roman"/>
-          <w:b/>
-          <w:color w:val="17324D"/>
-          <w:sz w:val="44"/>
-        </w:rPr>
-        <w:t xml:space="preserve"> </w:t>
-      </w:r>
-      <w:r>
-        <w:rPr>
-          <w:rFonts w:ascii="Times New Roman" w:hAnsi="Times New Roman" w:eastAsia="SimHei" w:cs="Times New Roman"/>
-          <w:b/>
-          <w:color w:val="17324D"/>
-          <w:sz w:val="44"/>
-        </w:rPr>
-        <w:t>结构化学基础</w:t>
-      </w:r>
-    </w:p>
-    <w:p>
-      <w:pPr>
-        <w:spacing w:after="600" w:before="120" w:line="276" w:lineRule="auto"/>
-        <w:jc w:val="center"/>
-        <w:pBdr>
-          <w:bottom w:val="single" w:sz="8" w:space="4" w:color="4A6577"/>
-        </w:pBdr>
-      </w:pPr>
-    </w:p>
-    <w:p>
-      <w:pPr>
-        <w:spacing w:after="160" w:before="0" w:line="276" w:lineRule="auto"/>
-        <w:jc w:val="center"/>
-      </w:pPr>
-      <w:r>
-        <w:rPr>
-          <w:rFonts w:ascii="Times New Roman" w:hAnsi="Times New Roman" w:eastAsia="FangSong" w:cs="Times New Roman"/>
-          <w:b w:val="0"/>
-          <w:color w:val="5B6975"/>
-          <w:sz w:val="24"/>
-        </w:rPr>
-        <w:t>题量</w:t>
-      </w:r>
-      <w:r>
-        <w:rPr>
-          <w:rFonts w:ascii="Times New Roman" w:hAnsi="Times New Roman" w:eastAsia="Times New Roman" w:cs="Times New Roman"/>
-          <w:b w:val="0"/>
-          <w:color w:val="5B6975"/>
-          <w:sz w:val="24"/>
-        </w:rPr>
-        <w:t>：26</w:t>
-      </w:r>
-    </w:p>
-    <w:p>
-      <w:pPr>
-        <w:spacing w:after="160" w:before="0" w:line="276" w:lineRule="auto"/>
-        <w:jc w:val="center"/>
-      </w:pPr>
-      <w:r>
-        <w:rPr>
-          <w:rFonts w:ascii="Times New Roman" w:hAnsi="Times New Roman" w:eastAsia="FangSong" w:cs="Times New Roman"/>
-          <w:b w:val="0"/>
-          <w:color w:val="5B6975"/>
-          <w:sz w:val="24"/>
-        </w:rPr>
-        <w:t>版本</w:t>
-      </w:r>
-      <w:r>
-        <w:rPr>
-          <w:rFonts w:ascii="Times New Roman" w:hAnsi="Times New Roman" w:eastAsia="Times New Roman" w:cs="Times New Roman"/>
-          <w:b w:val="0"/>
-          <w:color w:val="5B6975"/>
-          <w:sz w:val="24"/>
-        </w:rPr>
-        <w:t>：</w:t>
-      </w:r>
-      <w:r>
-        <w:rPr>
-          <w:rFonts w:ascii="Times New Roman" w:hAnsi="Times New Roman" w:eastAsia="FangSong" w:cs="Times New Roman"/>
-          <w:b w:val="0"/>
-          <w:color w:val="5B6975"/>
-          <w:sz w:val="24"/>
-        </w:rPr>
-        <w:t>学生版</w:t>
-      </w:r>
-      <w:r>
-        <w:rPr>
-          <w:rFonts w:ascii="Times New Roman" w:hAnsi="Times New Roman" w:eastAsia="Times New Roman" w:cs="Times New Roman"/>
-          <w:b w:val="0"/>
-          <w:color w:val="5B6975"/>
-          <w:sz w:val="24"/>
-        </w:rPr>
-        <w:t>（</w:t>
-      </w:r>
-      <w:r>
-        <w:rPr>
-          <w:rFonts w:ascii="Times New Roman" w:hAnsi="Times New Roman" w:eastAsia="FangSong" w:cs="Times New Roman"/>
-          <w:b w:val="0"/>
-          <w:color w:val="5B6975"/>
-          <w:sz w:val="24"/>
-        </w:rPr>
-        <w:t>无答案</w:t>
-      </w:r>
-      <w:r>
-        <w:rPr>
-          <w:rFonts w:ascii="Times New Roman" w:hAnsi="Times New Roman" w:eastAsia="Times New Roman" w:cs="Times New Roman"/>
-          <w:b w:val="0"/>
-          <w:color w:val="5B6975"/>
-          <w:sz w:val="24"/>
-        </w:rPr>
-        <w:t>）</w:t>
-      </w:r>
-    </w:p>
-    <w:p>
-      <w:pPr>
-        <w:spacing w:after="160" w:before="0" w:line="276" w:lineRule="auto"/>
-        <w:jc w:val="center"/>
-      </w:pPr>
-      <w:r>
-        <w:rPr>
-          <w:rFonts w:ascii="Times New Roman" w:hAnsi="Times New Roman" w:eastAsia="FangSong" w:cs="Times New Roman"/>
-          <w:b w:val="0"/>
-          <w:color w:val="5B6975"/>
-          <w:sz w:val="24"/>
-        </w:rPr>
-        <w:t>日期</w:t>
-      </w:r>
-      <w:r>
-        <w:rPr>
-          <w:rFonts w:ascii="Times New Roman" w:hAnsi="Times New Roman" w:eastAsia="Times New Roman" w:cs="Times New Roman"/>
-          <w:b w:val="0"/>
-          <w:color w:val="5B6975"/>
-          <w:sz w:val="24"/>
-        </w:rPr>
-        <w:t>：2026-09-10</w:t>
-      </w:r>
-    </w:p>
-    <w:p>
-      <w:pPr>
-        <w:jc w:val="center"/>
-      </w:pPr>
-      <w:r>
-        <w:rPr>
-          <w:rFonts w:ascii="Times New Roman" w:hAnsi="Times New Roman" w:eastAsia="Times New Roman" w:cs="Times New Roman"/>
-        </w:rPr>
-        <w:br w:type="page"/>
-      </w:r>
-    </w:p>
-    <w:p>
-      <w:pPr>
         <w:pStyle w:val="Heading1"/>
         <w:spacing w:before="280" w:after="120"/>
         <w:jc w:val="center"/>
@@ -352,12 +119,6 @@
       </w:pPr>
       <w:r>
         <w:rPr>
-          <w:rFonts w:ascii="Times New Roman" w:hAnsi="Times New Roman" w:eastAsia="Times New Roman" w:cs="Times New Roman"/>
-        </w:rPr>
-        <w:t xml:space="preserve">2-2 </w:t>
-      </w:r>
-      <w:r>
-        <w:rPr>
           <w:rFonts w:hint="eastAsia" w:ascii="Times New Roman" w:hAnsi="Times New Roman" w:eastAsia="FangSong" w:cs="Times New Roman"/>
         </w:rPr>
         <w:t>推出二元氧化物</w:t>
@@ -592,7 +353,7 @@
       </w:r>
     </w:p>
     <w:bookmarkEnd w:id="10"/>
-    <w:bookmarkStart w:id="11" w:name="生物无机化学-习题11.3"/>
+    <w:bookmarkStart w:id="11" w:name="生物无机化学"/>
     <w:p>
       <w:pPr>
         <w:pStyle w:val="Heading2"/>
@@ -608,25 +369,7 @@
         <w:rPr>
           <w:rFonts w:hint="eastAsia" w:ascii="Times New Roman" w:hAnsi="Times New Roman" w:eastAsia="SimHei" w:cs="Times New Roman"/>
         </w:rPr>
-        <w:t>生物无机化学</w:t>
-      </w:r>
-      <w:r>
-        <w:rPr>
-          <w:rFonts w:hint="eastAsia" w:ascii="Times New Roman" w:hAnsi="Times New Roman" w:eastAsia="Times New Roman" w:cs="Times New Roman"/>
-        </w:rPr>
-        <w:t>-</w:t>
-      </w:r>
-      <w:r>
-        <w:rPr>
-          <w:rFonts w:hint="eastAsia" w:ascii="Times New Roman" w:hAnsi="Times New Roman" w:eastAsia="SimHei" w:cs="Times New Roman"/>
-        </w:rPr>
-        <w:t>习题</w:t>
-      </w:r>
-      <w:r>
-        <w:rPr>
-          <w:rFonts w:hint="eastAsia" w:ascii="Times New Roman" w:hAnsi="Times New Roman" w:eastAsia="Times New Roman" w:cs="Times New Roman"/>
-        </w:rPr>
-        <w:t>11.3</w:t>
+        <w:t xml:space="preserve">生物无机化学</w:t>
       </w:r>
     </w:p>
     <w:p>
@@ -669,7 +412,7 @@
       </w:r>
     </w:p>
     <w:bookmarkEnd w:id="11"/>
-    <w:bookmarkStart w:id="12" w:name="生物无机化学-习题11.5"/>
+    <w:bookmarkStart w:id="12" w:name="生物无机化学-1"/>
     <w:p>
       <w:pPr>
         <w:pStyle w:val="Heading2"/>
@@ -685,25 +428,7 @@
         <w:rPr>
           <w:rFonts w:hint="eastAsia" w:ascii="Times New Roman" w:hAnsi="Times New Roman" w:eastAsia="SimHei" w:cs="Times New Roman"/>
         </w:rPr>
-        <w:t>生物无机化学</w:t>
-      </w:r>
-      <w:r>
-        <w:rPr>
-          <w:rFonts w:hint="eastAsia" w:ascii="Times New Roman" w:hAnsi="Times New Roman" w:eastAsia="Times New Roman" w:cs="Times New Roman"/>
-        </w:rPr>
-        <w:t>-</w:t>
-      </w:r>
-      <w:r>
-        <w:rPr>
-          <w:rFonts w:hint="eastAsia" w:ascii="Times New Roman" w:hAnsi="Times New Roman" w:eastAsia="SimHei" w:cs="Times New Roman"/>
-        </w:rPr>
-        <w:t>习题</w:t>
-      </w:r>
-      <w:r>
-        <w:rPr>
-          <w:rFonts w:hint="eastAsia" w:ascii="Times New Roman" w:hAnsi="Times New Roman" w:eastAsia="Times New Roman" w:cs="Times New Roman"/>
-        </w:rPr>
-        <w:t>11.5</w:t>
+        <w:t xml:space="preserve">生物无机化学</w:t>
       </w:r>
     </w:p>
     <w:p>
@@ -748,7 +473,7 @@
       </w:r>
     </w:p>
     <w:bookmarkEnd w:id="13"/>
-    <w:bookmarkStart w:id="14" w:name="生物无机化学-习题11.4"/>
+    <w:bookmarkStart w:id="14" w:name="生物无机化学-2"/>
     <w:p>
       <w:pPr>
         <w:pStyle w:val="Heading2"/>
@@ -764,25 +489,7 @@
         <w:rPr>
           <w:rFonts w:hint="eastAsia" w:ascii="Times New Roman" w:hAnsi="Times New Roman" w:eastAsia="SimHei" w:cs="Times New Roman"/>
         </w:rPr>
-        <w:t>生物无机化学</w:t>
-      </w:r>
-      <w:r>
-        <w:rPr>
-          <w:rFonts w:hint="eastAsia" w:ascii="Times New Roman" w:hAnsi="Times New Roman" w:eastAsia="Times New Roman" w:cs="Times New Roman"/>
-        </w:rPr>
-        <w:t>-</w:t>
-      </w:r>
-      <w:r>
-        <w:rPr>
-          <w:rFonts w:hint="eastAsia" w:ascii="Times New Roman" w:hAnsi="Times New Roman" w:eastAsia="SimHei" w:cs="Times New Roman"/>
-        </w:rPr>
-        <w:t>习题</w:t>
-      </w:r>
-      <w:r>
-        <w:rPr>
-          <w:rFonts w:hint="eastAsia" w:ascii="Times New Roman" w:hAnsi="Times New Roman" w:eastAsia="Times New Roman" w:cs="Times New Roman"/>
-        </w:rPr>
-        <w:t>11.4</w:t>
+        <w:t xml:space="preserve">生物无机化学</w:t>
       </w:r>
     </w:p>
     <w:p>
@@ -825,7 +532,7 @@
       </w:r>
     </w:p>
     <w:bookmarkEnd w:id="14"/>
-    <w:bookmarkStart w:id="15" w:name="生物无机化学-习题11.8"/>
+    <w:bookmarkStart w:id="15" w:name="生物无机化学-3"/>
     <w:p>
       <w:pPr>
         <w:pStyle w:val="Heading2"/>
@@ -841,25 +548,7 @@
         <w:rPr>
           <w:rFonts w:hint="eastAsia" w:ascii="Times New Roman" w:hAnsi="Times New Roman" w:eastAsia="SimHei" w:cs="Times New Roman"/>
         </w:rPr>
-        <w:t>生物无机化学</w:t>
-      </w:r>
-      <w:r>
-        <w:rPr>
-          <w:rFonts w:hint="eastAsia" w:ascii="Times New Roman" w:hAnsi="Times New Roman" w:eastAsia="Times New Roman" w:cs="Times New Roman"/>
-        </w:rPr>
-        <w:t>-</w:t>
-      </w:r>
-      <w:r>
-        <w:rPr>
-          <w:rFonts w:hint="eastAsia" w:ascii="Times New Roman" w:hAnsi="Times New Roman" w:eastAsia="SimHei" w:cs="Times New Roman"/>
-        </w:rPr>
-        <w:t>习题</w:t>
-      </w:r>
-      <w:r>
-        <w:rPr>
-          <w:rFonts w:hint="eastAsia" w:ascii="Times New Roman" w:hAnsi="Times New Roman" w:eastAsia="Times New Roman" w:cs="Times New Roman"/>
-        </w:rPr>
-        <w:t>11.8</w:t>
+        <w:t xml:space="preserve">生物无机化学</w:t>
       </w:r>
     </w:p>
     <w:p>
@@ -986,7 +675,7 @@
       </w:r>
     </w:p>
     <w:bookmarkEnd w:id="15"/>
-    <w:bookmarkStart w:id="16" w:name="习题c.1"/>
+    <w:bookmarkStart w:id="16" w:name="分子轨道理论"/>
     <w:p>
       <w:pPr>
         <w:pStyle w:val="Heading2"/>
@@ -1002,13 +691,7 @@
         <w:rPr>
           <w:rFonts w:hint="eastAsia" w:ascii="Times New Roman" w:hAnsi="Times New Roman" w:eastAsia="SimHei" w:cs="Times New Roman"/>
         </w:rPr>
-        <w:t>习题</w:t>
-      </w:r>
-      <w:r>
-        <w:rPr>
-          <w:rFonts w:hint="eastAsia" w:ascii="Times New Roman" w:hAnsi="Times New Roman" w:eastAsia="Times New Roman" w:cs="Times New Roman"/>
-        </w:rPr>
-        <w:t>C.1</w:t>
+        <w:t xml:space="preserve">分子轨道理论</w:t>
       </w:r>
     </w:p>
     <w:p>
@@ -1062,7 +745,7 @@
       </w:r>
     </w:p>
     <w:bookmarkEnd w:id="16"/>
-    <w:bookmarkStart w:id="17" w:name="习题c.2"/>
+    <w:bookmarkStart w:id="17" w:name="分子轨道理论-1"/>
     <w:p>
       <w:pPr>
         <w:pStyle w:val="Heading2"/>
@@ -1078,13 +761,7 @@
         <w:rPr>
           <w:rFonts w:hint="eastAsia" w:ascii="Times New Roman" w:hAnsi="Times New Roman" w:eastAsia="SimHei" w:cs="Times New Roman"/>
         </w:rPr>
-        <w:t>习题</w:t>
-      </w:r>
-      <w:r>
-        <w:rPr>
-          <w:rFonts w:hint="eastAsia" w:ascii="Times New Roman" w:hAnsi="Times New Roman" w:eastAsia="Times New Roman" w:cs="Times New Roman"/>
-        </w:rPr>
-        <w:t>C.2</w:t>
+        <w:t xml:space="preserve">分子轨道理论</w:t>
       </w:r>
     </w:p>
     <w:p>
@@ -1224,15 +901,31 @@
         <w:rPr>
           <w:rFonts w:ascii="Times New Roman" w:hAnsi="Times New Roman" w:eastAsia="Times New Roman" w:cs="Times New Roman"/>
         </w:rPr>
-        <w:t>。 K</w:t>
-      </w:r>
-      <w:r>
-        <w:rPr>
-          <w:rFonts w:ascii="Times New Roman" w:hAnsi="Times New Roman" w:eastAsia="Times New Roman" w:cs="Times New Roman"/>
-          <w:vertAlign w:val="superscript"/>
-        </w:rPr>
-        <w:t>+</w:t>
-      </w:r>
+        <w:t xml:space="preserve">。</w:t>
+      </w:r>
+      <w:r>
+        <w:rPr>
+          <w:rFonts w:ascii="Times New Roman" w:hAnsi="Times New Roman" w:eastAsia="Times New Roman" w:cs="Times New Roman"/>
+        </w:rPr>
+        <w:t xml:space="preserve"> </w:t>
+      </w:r>
+      <m:oMath>
+        <m:sSup>
+          <m:e>
+            <m:r>
+              <m:t>K</m:t>
+            </m:r>
+          </m:e>
+          <m:sup>
+            <m:r>
+              <m:rPr>
+                <m:sty m:val="p"/>
+              </m:rPr>
+              <m:t>+</m:t>
+            </m:r>
+          </m:sup>
+        </m:sSup>
+      </m:oMath>
       <w:r>
         <w:rPr>
           <w:rFonts w:ascii="Times New Roman" w:hAnsi="Times New Roman" w:eastAsia="Times New Roman" w:cs="Times New Roman"/>
@@ -1267,15 +960,25 @@
         <w:rPr>
           <w:rFonts w:ascii="Times New Roman" w:hAnsi="Times New Roman" w:eastAsia="Times New Roman" w:cs="Times New Roman"/>
         </w:rPr>
-        <w:t xml:space="preserve"> K</w:t>
-      </w:r>
-      <w:r>
-        <w:rPr>
-          <w:rFonts w:ascii="Times New Roman" w:hAnsi="Times New Roman" w:eastAsia="Times New Roman" w:cs="Times New Roman"/>
-          <w:vertAlign w:val="superscript"/>
-        </w:rPr>
-        <w:t>+</w:t>
-      </w:r>
+        <w:t xml:space="preserve"> </w:t>
+      </w:r>
+      <m:oMath>
+        <m:sSup>
+          <m:e>
+            <m:r>
+              <m:t>K</m:t>
+            </m:r>
+          </m:e>
+          <m:sup>
+            <m:r>
+              <m:rPr>
+                <m:sty m:val="p"/>
+              </m:rPr>
+              <m:t>+</m:t>
+            </m:r>
+          </m:sup>
+        </m:sSup>
+      </m:oMath>
       <w:r>
         <w:rPr>
           <w:rFonts w:ascii="Times New Roman" w:hAnsi="Times New Roman" w:eastAsia="Times New Roman" w:cs="Times New Roman"/>
@@ -1292,15 +995,28 @@
         <w:rPr>
           <w:rFonts w:ascii="Times New Roman" w:hAnsi="Times New Roman" w:eastAsia="Times New Roman" w:cs="Times New Roman"/>
         </w:rPr>
-        <w:t xml:space="preserve"> Cl</w:t>
-      </w:r>
-      <w:r>
-        <w:rPr>
-          <w:rFonts w:ascii="Times New Roman" w:hAnsi="Times New Roman" w:eastAsia="Times New Roman" w:cs="Times New Roman"/>
-          <w:vertAlign w:val="superscript"/>
-        </w:rPr>
-        <w:t>-</w:t>
-      </w:r>
+        <w:t xml:space="preserve"> </w:t>
+      </w:r>
+      <m:oMath>
+        <m:r>
+          <m:t>C</m:t>
+        </m:r>
+        <m:sSup>
+          <m:e>
+            <m:r>
+              <m:t>l</m:t>
+            </m:r>
+          </m:e>
+          <m:sup>
+            <m:r>
+              <m:rPr>
+                <m:sty m:val="p"/>
+              </m:rPr>
+              <m:t>−</m:t>
+            </m:r>
+          </m:sup>
+        </m:sSup>
+      </m:oMath>
       <w:r>
         <w:rPr>
           <w:rFonts w:ascii="Times New Roman" w:hAnsi="Times New Roman" w:eastAsia="Times New Roman" w:cs="Times New Roman"/>
@@ -1414,15 +1130,25 @@
         <w:rPr>
           <w:rFonts w:ascii="Times New Roman" w:hAnsi="Times New Roman" w:eastAsia="Times New Roman" w:cs="Times New Roman"/>
         </w:rPr>
-        <w:t xml:space="preserve"> e</w:t>
-      </w:r>
-      <w:r>
-        <w:rPr>
-          <w:rFonts w:ascii="Times New Roman" w:hAnsi="Times New Roman" w:eastAsia="Times New Roman" w:cs="Times New Roman"/>
-          <w:vertAlign w:val="superscript"/>
-        </w:rPr>
-        <w:t>-</w:t>
-      </w:r>
+        <w:t xml:space="preserve"> </w:t>
+      </w:r>
+      <m:oMath>
+        <m:sSup>
+          <m:e>
+            <m:r>
+              <m:t>e</m:t>
+            </m:r>
+          </m:e>
+          <m:sup>
+            <m:r>
+              <m:rPr>
+                <m:sty m:val="p"/>
+              </m:rPr>
+              <m:t>−</m:t>
+            </m:r>
+          </m:sup>
+        </m:sSup>
+      </m:oMath>
       <w:r>
         <w:rPr>
           <w:rFonts w:ascii="Times New Roman" w:hAnsi="Times New Roman" w:eastAsia="Times New Roman" w:cs="Times New Roman"/>
@@ -1439,20 +1165,39 @@
         <w:rPr>
           <w:rFonts w:ascii="Times New Roman" w:hAnsi="Times New Roman" w:eastAsia="Times New Roman" w:cs="Times New Roman"/>
         </w:rPr>
-        <w:t xml:space="preserve"> Cl</w:t>
-      </w:r>
-      <w:r>
-        <w:rPr>
-          <w:rFonts w:ascii="Times New Roman" w:hAnsi="Times New Roman" w:eastAsia="Times New Roman" w:cs="Times New Roman"/>
-          <w:vertAlign w:val="superscript"/>
-        </w:rPr>
-        <w:t>-</w:t>
-      </w:r>
-      <w:r>
-        <w:rPr>
-          <w:rFonts w:ascii="Times New Roman" w:hAnsi="Times New Roman" w:eastAsia="Times New Roman" w:cs="Times New Roman"/>
-        </w:rPr>
-        <w:t xml:space="preserve"> , </w:t>
+        <w:t xml:space="preserve"> </w:t>
+      </w:r>
+      <m:oMath>
+        <m:r>
+          <m:t>C</m:t>
+        </m:r>
+        <m:sSup>
+          <m:e>
+            <m:r>
+              <m:t>l</m:t>
+            </m:r>
+          </m:e>
+          <m:sup>
+            <m:r>
+              <m:rPr>
+                <m:sty m:val="p"/>
+              </m:rPr>
+              <m:t>−</m:t>
+            </m:r>
+          </m:sup>
+        </m:sSup>
+      </m:oMath>
+      <w:r>
+        <w:rPr>
+          <w:rFonts w:ascii="Times New Roman" w:hAnsi="Times New Roman" w:eastAsia="Times New Roman" w:cs="Times New Roman"/>
+        </w:rPr>
+        <w:t xml:space="preserve"> </w:t>
+      </w:r>
+      <w:r>
+        <w:rPr>
+          <w:rFonts w:ascii="Times New Roman" w:hAnsi="Times New Roman" w:eastAsia="Times New Roman" w:cs="Times New Roman"/>
+        </w:rPr>
+        <w:t xml:space="preserve">, </w:t>
       </w:r>
       <w:r>
         <w:rPr>
@@ -1595,15 +1340,28 @@
         <w:rPr>
           <w:rFonts w:ascii="Times New Roman" w:hAnsi="Times New Roman" w:eastAsia="Times New Roman" w:cs="Times New Roman"/>
         </w:rPr>
-        <w:t xml:space="preserve"> Cl</w:t>
-      </w:r>
-      <w:r>
-        <w:rPr>
-          <w:rFonts w:ascii="Times New Roman" w:hAnsi="Times New Roman" w:eastAsia="Times New Roman" w:cs="Times New Roman"/>
-          <w:vertAlign w:val="superscript"/>
-        </w:rPr>
-        <w:t>-</w:t>
-      </w:r>
+        <w:t xml:space="preserve"> </w:t>
+      </w:r>
+      <m:oMath>
+        <m:r>
+          <m:t>C</m:t>
+        </m:r>
+        <m:sSup>
+          <m:e>
+            <m:r>
+              <m:t>l</m:t>
+            </m:r>
+          </m:e>
+          <m:sup>
+            <m:r>
+              <m:rPr>
+                <m:sty m:val="p"/>
+              </m:rPr>
+              <m:t>−</m:t>
+            </m:r>
+          </m:sup>
+        </m:sSup>
+      </m:oMath>
       <w:r>
         <w:rPr>
           <w:rFonts w:ascii="Times New Roman" w:hAnsi="Times New Roman" w:eastAsia="Times New Roman" w:cs="Times New Roman"/>
@@ -1638,15 +1396,25 @@
         <w:rPr>
           <w:rFonts w:ascii="Times New Roman" w:hAnsi="Times New Roman" w:eastAsia="Times New Roman" w:cs="Times New Roman"/>
         </w:rPr>
-        <w:t xml:space="preserve"> e</w:t>
-      </w:r>
-      <w:r>
-        <w:rPr>
-          <w:rFonts w:ascii="Times New Roman" w:hAnsi="Times New Roman" w:eastAsia="Times New Roman" w:cs="Times New Roman"/>
-          <w:vertAlign w:val="superscript"/>
-        </w:rPr>
-        <w:t>-</w:t>
-      </w:r>
+        <w:t xml:space="preserve"> </w:t>
+      </w:r>
+      <m:oMath>
+        <m:sSup>
+          <m:e>
+            <m:r>
+              <m:t>e</m:t>
+            </m:r>
+          </m:e>
+          <m:sup>
+            <m:r>
+              <m:rPr>
+                <m:sty m:val="p"/>
+              </m:rPr>
+              <m:t>−</m:t>
+            </m:r>
+          </m:sup>
+        </m:sSup>
+      </m:oMath>
       <w:r>
         <w:rPr>
           <w:rFonts w:ascii="Times New Roman" w:hAnsi="Times New Roman" w:eastAsia="Times New Roman" w:cs="Times New Roman"/>
@@ -2053,7 +1821,7 @@
       </w:r>
     </w:p>
     <w:bookmarkEnd w:id="17"/>
-    <w:bookmarkStart w:id="18" w:name="习题c.4"/>
+    <w:bookmarkStart w:id="18" w:name="原子轨道"/>
     <w:p>
       <w:pPr>
         <w:pStyle w:val="Heading2"/>
@@ -2069,13 +1837,7 @@
         <w:rPr>
           <w:rFonts w:hint="eastAsia" w:ascii="Times New Roman" w:hAnsi="Times New Roman" w:eastAsia="SimHei" w:cs="Times New Roman"/>
         </w:rPr>
-        <w:t>习题</w:t>
-      </w:r>
-      <w:r>
-        <w:rPr>
-          <w:rFonts w:hint="eastAsia" w:ascii="Times New Roman" w:hAnsi="Times New Roman" w:eastAsia="Times New Roman" w:cs="Times New Roman"/>
-        </w:rPr>
-        <w:t>C.4</w:t>
+        <w:t xml:space="preserve">原子轨道</w:t>
       </w:r>
     </w:p>
     <w:p>
@@ -2560,7 +2322,7 @@
       </w:r>
     </w:p>
     <w:bookmarkEnd w:id="18"/>
-    <w:bookmarkStart w:id="19" w:name="习题c.5"/>
+    <w:bookmarkStart w:id="19" w:name="电离能"/>
     <w:p>
       <w:pPr>
         <w:pStyle w:val="Heading2"/>
@@ -2576,13 +2338,7 @@
         <w:rPr>
           <w:rFonts w:hint="eastAsia" w:ascii="Times New Roman" w:hAnsi="Times New Roman" w:eastAsia="SimHei" w:cs="Times New Roman"/>
         </w:rPr>
-        <w:t>习题</w:t>
-      </w:r>
-      <w:r>
-        <w:rPr>
-          <w:rFonts w:hint="eastAsia" w:ascii="Times New Roman" w:hAnsi="Times New Roman" w:eastAsia="Times New Roman" w:cs="Times New Roman"/>
-        </w:rPr>
-        <w:t>C.5</w:t>
+        <w:t xml:space="preserve">电离能</w:t>
       </w:r>
     </w:p>
     <w:p>
@@ -2980,7 +2736,7 @@
       </w:r>
     </w:p>
     <w:bookmarkEnd w:id="19"/>
-    <w:bookmarkStart w:id="20" w:name="习题c.6"/>
+    <w:bookmarkStart w:id="20" w:name="分子轨道理论-2"/>
     <w:p>
       <w:pPr>
         <w:pStyle w:val="Heading2"/>
@@ -2996,13 +2752,7 @@
         <w:rPr>
           <w:rFonts w:hint="eastAsia" w:ascii="Times New Roman" w:hAnsi="Times New Roman" w:eastAsia="SimHei" w:cs="Times New Roman"/>
         </w:rPr>
-        <w:t>习题</w:t>
-      </w:r>
-      <w:r>
-        <w:rPr>
-          <w:rFonts w:hint="eastAsia" w:ascii="Times New Roman" w:hAnsi="Times New Roman" w:eastAsia="Times New Roman" w:cs="Times New Roman"/>
-        </w:rPr>
-        <w:t>C.6</w:t>
+        <w:t xml:space="preserve">分子轨道理论</w:t>
       </w:r>
     </w:p>
     <w:p>
@@ -3224,7 +2974,7 @@
       </w:r>
     </w:p>
     <w:bookmarkEnd w:id="20"/>
-    <w:bookmarkStart w:id="24" w:name="习题c.7"/>
+    <w:bookmarkStart w:id="24" w:name="分子轨道理论-3"/>
     <w:p>
       <w:pPr>
         <w:pStyle w:val="Heading2"/>
@@ -3240,13 +2990,7 @@
         <w:rPr>
           <w:rFonts w:hint="eastAsia" w:ascii="Times New Roman" w:hAnsi="Times New Roman" w:eastAsia="SimHei" w:cs="Times New Roman"/>
         </w:rPr>
-        <w:t>习题</w:t>
-      </w:r>
-      <w:r>
-        <w:rPr>
-          <w:rFonts w:hint="eastAsia" w:ascii="Times New Roman" w:hAnsi="Times New Roman" w:eastAsia="Times New Roman" w:cs="Times New Roman"/>
-        </w:rPr>
-        <w:t>C.7</w:t>
+        <w:t xml:space="preserve">分子轨道理论</w:t>
       </w:r>
     </w:p>
     <w:p>
@@ -3624,19 +3368,26 @@
           <w:numId w:val="1005"/>
         </w:numPr>
       </w:pPr>
-      <w:r>
-        <w:rPr>
-          <w:rFonts w:ascii="Times New Roman" w:hAnsi="Times New Roman" w:eastAsia="Times New Roman" w:cs="Times New Roman"/>
-        </w:rPr>
-        <w:t>NO</w:t>
-      </w:r>
-      <w:r>
-        <w:rPr>
-          <w:rFonts w:ascii="Times New Roman" w:hAnsi="Times New Roman" w:eastAsia="Times New Roman" w:cs="Times New Roman"/>
-          <w:vertAlign w:val="superscript"/>
-        </w:rPr>
-        <w:t>+</w:t>
-      </w:r>
+      <m:oMath>
+        <m:r>
+          <m:t>N</m:t>
+        </m:r>
+        <m:sSup>
+          <m:e>
+            <m:r>
+              <m:t>O</m:t>
+            </m:r>
+          </m:e>
+          <m:sup>
+            <m:r>
+              <m:rPr>
+                <m:sty m:val="p"/>
+              </m:rPr>
+              <m:t>+</m:t>
+            </m:r>
+          </m:sup>
+        </m:sSup>
+      </m:oMath>
       <w:r>
         <w:rPr>
           <w:rFonts w:ascii="Times New Roman" w:hAnsi="Times New Roman" w:eastAsia="Times New Roman" w:cs="Times New Roman"/>
@@ -3675,19 +3426,26 @@
           <w:numId w:val="1005"/>
         </w:numPr>
       </w:pPr>
-      <w:r>
-        <w:rPr>
-          <w:rFonts w:ascii="Times New Roman" w:hAnsi="Times New Roman" w:eastAsia="Times New Roman" w:cs="Times New Roman"/>
-        </w:rPr>
-        <w:t>NO</w:t>
-      </w:r>
-      <w:r>
-        <w:rPr>
-          <w:rFonts w:ascii="Times New Roman" w:hAnsi="Times New Roman" w:eastAsia="Times New Roman" w:cs="Times New Roman"/>
-          <w:vertAlign w:val="superscript"/>
-        </w:rPr>
-        <w:t>+</w:t>
-      </w:r>
+      <m:oMath>
+        <m:r>
+          <m:t>N</m:t>
+        </m:r>
+        <m:sSup>
+          <m:e>
+            <m:r>
+              <m:t>O</m:t>
+            </m:r>
+          </m:e>
+          <m:sup>
+            <m:r>
+              <m:rPr>
+                <m:sty m:val="p"/>
+              </m:rPr>
+              <m:t>+</m:t>
+            </m:r>
+          </m:sup>
+        </m:sSup>
+      </m:oMath>
       <w:r>
         <w:rPr>
           <w:rFonts w:ascii="Times New Roman" w:hAnsi="Times New Roman" w:eastAsia="Times New Roman" w:cs="Times New Roman"/>
@@ -4228,15 +3986,31 @@
         <w:rPr>
           <w:rFonts w:ascii="Times New Roman" w:hAnsi="Times New Roman" w:eastAsia="Times New Roman" w:cs="Times New Roman"/>
         </w:rPr>
-        <w:t xml:space="preserve"> NaNO</w:t>
-      </w:r>
-      <w:r>
-        <w:rPr>
-          <w:rFonts w:ascii="Times New Roman" w:hAnsi="Times New Roman" w:eastAsia="Times New Roman" w:cs="Times New Roman"/>
-          <w:vertAlign w:val="subscript"/>
-        </w:rPr>
-        <w:t>2</w:t>
-      </w:r>
+        <w:t xml:space="preserve"> </w:t>
+      </w:r>
+      <m:oMath>
+        <m:r>
+          <m:t>N</m:t>
+        </m:r>
+        <m:r>
+          <m:t>a</m:t>
+        </m:r>
+        <m:r>
+          <m:t>N</m:t>
+        </m:r>
+        <m:sSub>
+          <m:e>
+            <m:r>
+              <m:t>O</m:t>
+            </m:r>
+          </m:e>
+          <m:sub>
+            <m:r>
+              <m:t>2</m:t>
+            </m:r>
+          </m:sub>
+        </m:sSub>
+      </m:oMath>
       <w:r>
         <w:rPr>
           <w:rFonts w:ascii="Times New Roman" w:hAnsi="Times New Roman" w:eastAsia="Times New Roman" w:cs="Times New Roman"/>
@@ -4579,7 +4353,7 @@
       </w:r>
     </w:p>
     <w:bookmarkEnd w:id="24"/>
-    <w:bookmarkStart w:id="25" w:name="习题c.8"/>
+    <w:bookmarkStart w:id="25" w:name="分子的对称性判断"/>
     <w:p>
       <w:pPr>
         <w:pStyle w:val="Heading2"/>
@@ -4595,13 +4369,7 @@
         <w:rPr>
           <w:rFonts w:hint="eastAsia" w:ascii="Times New Roman" w:hAnsi="Times New Roman" w:eastAsia="SimHei" w:cs="Times New Roman"/>
         </w:rPr>
-        <w:t>习题</w:t>
-      </w:r>
-      <w:r>
-        <w:rPr>
-          <w:rFonts w:hint="eastAsia" w:ascii="Times New Roman" w:hAnsi="Times New Roman" w:eastAsia="Times New Roman" w:cs="Times New Roman"/>
-        </w:rPr>
-        <w:t>C.8</w:t>
+        <w:t xml:space="preserve">分子的对称性判断</w:t>
       </w:r>
     </w:p>
     <w:p>
@@ -4729,7 +4497,7 @@
       </w:r>
     </w:p>
     <w:bookmarkEnd w:id="25"/>
-    <w:bookmarkStart w:id="26" w:name="习题c.9"/>
+    <w:bookmarkStart w:id="26" w:name="对映异构"/>
     <w:p>
       <w:pPr>
         <w:pStyle w:val="Heading2"/>
@@ -4745,13 +4513,7 @@
         <w:rPr>
           <w:rFonts w:hint="eastAsia" w:ascii="Times New Roman" w:hAnsi="Times New Roman" w:eastAsia="SimHei" w:cs="Times New Roman"/>
         </w:rPr>
-        <w:t>习题</w:t>
-      </w:r>
-      <w:r>
-        <w:rPr>
-          <w:rFonts w:hint="eastAsia" w:ascii="Times New Roman" w:hAnsi="Times New Roman" w:eastAsia="Times New Roman" w:cs="Times New Roman"/>
-        </w:rPr>
-        <w:t>C.9</w:t>
+        <w:t xml:space="preserve">对映异构</w:t>
       </w:r>
     </w:p>
     <w:p>
@@ -4938,7 +4700,7 @@
       </w:r>
     </w:p>
     <w:bookmarkEnd w:id="26"/>
-    <w:bookmarkStart w:id="27" w:name="习题c.10"/>
+    <w:bookmarkStart w:id="27" w:name="分子的对称性判断-1"/>
     <w:p>
       <w:pPr>
         <w:pStyle w:val="Heading2"/>
@@ -4954,13 +4716,7 @@
         <w:rPr>
           <w:rFonts w:hint="eastAsia" w:ascii="Times New Roman" w:hAnsi="Times New Roman" w:eastAsia="SimHei" w:cs="Times New Roman"/>
         </w:rPr>
-        <w:t>习题</w:t>
-      </w:r>
-      <w:r>
-        <w:rPr>
-          <w:rFonts w:hint="eastAsia" w:ascii="Times New Roman" w:hAnsi="Times New Roman" w:eastAsia="Times New Roman" w:cs="Times New Roman"/>
-        </w:rPr>
-        <w:t>C.10</w:t>
+        <w:t xml:space="preserve">分子的对称性判断</w:t>
       </w:r>
     </w:p>
     <w:p>
@@ -5019,15 +4775,22 @@
         <w:rPr>
           <w:rFonts w:ascii="Times New Roman" w:hAnsi="Times New Roman" w:eastAsia="Times New Roman" w:cs="Times New Roman"/>
         </w:rPr>
-        <w:t xml:space="preserve"> P</w:t>
-      </w:r>
-      <w:r>
-        <w:rPr>
-          <w:rFonts w:ascii="Times New Roman" w:hAnsi="Times New Roman" w:eastAsia="Times New Roman" w:cs="Times New Roman"/>
-          <w:vertAlign w:val="subscript"/>
-        </w:rPr>
-        <w:t>4</w:t>
-      </w:r>
+        <w:t xml:space="preserve"> </w:t>
+      </w:r>
+      <m:oMath>
+        <m:sSub>
+          <m:e>
+            <m:r>
+              <m:t>P</m:t>
+            </m:r>
+          </m:e>
+          <m:sub>
+            <m:r>
+              <m:t>4</m:t>
+            </m:r>
+          </m:sub>
+        </m:sSub>
+      </m:oMath>
       <w:r>
         <w:rPr>
           <w:rFonts w:ascii="Times New Roman" w:hAnsi="Times New Roman" w:eastAsia="Times New Roman" w:cs="Times New Roman"/>
@@ -5044,15 +4807,25 @@
         <w:rPr>
           <w:rFonts w:ascii="Times New Roman" w:hAnsi="Times New Roman" w:eastAsia="Times New Roman" w:cs="Times New Roman"/>
         </w:rPr>
-        <w:t xml:space="preserve"> As</w:t>
-      </w:r>
-      <w:r>
-        <w:rPr>
-          <w:rFonts w:ascii="Times New Roman" w:hAnsi="Times New Roman" w:eastAsia="Times New Roman" w:cs="Times New Roman"/>
-          <w:vertAlign w:val="subscript"/>
-        </w:rPr>
-        <w:t>4</w:t>
-      </w:r>
+        <w:t xml:space="preserve"> </w:t>
+      </w:r>
+      <m:oMath>
+        <m:r>
+          <m:t>A</m:t>
+        </m:r>
+        <m:sSub>
+          <m:e>
+            <m:r>
+              <m:t>s</m:t>
+            </m:r>
+          </m:e>
+          <m:sub>
+            <m:r>
+              <m:t>4</m:t>
+            </m:r>
+          </m:sub>
+        </m:sSub>
+      </m:oMath>
       <w:r>
         <w:rPr>
           <w:rFonts w:ascii="Times New Roman" w:hAnsi="Times New Roman" w:eastAsia="Times New Roman" w:cs="Times New Roman"/>
@@ -5069,15 +4842,25 @@
         <w:rPr>
           <w:rFonts w:ascii="Times New Roman" w:hAnsi="Times New Roman" w:eastAsia="Times New Roman" w:cs="Times New Roman"/>
         </w:rPr>
-        <w:t xml:space="preserve"> CH</w:t>
-      </w:r>
-      <w:r>
-        <w:rPr>
-          <w:rFonts w:ascii="Times New Roman" w:hAnsi="Times New Roman" w:eastAsia="Times New Roman" w:cs="Times New Roman"/>
-          <w:vertAlign w:val="subscript"/>
-        </w:rPr>
-        <w:t>4</w:t>
-      </w:r>
+        <w:t xml:space="preserve"> </w:t>
+      </w:r>
+      <m:oMath>
+        <m:r>
+          <m:t>C</m:t>
+        </m:r>
+        <m:sSub>
+          <m:e>
+            <m:r>
+              <m:t>H</m:t>
+            </m:r>
+          </m:e>
+          <m:sub>
+            <m:r>
+              <m:t>4</m:t>
+            </m:r>
+          </m:sub>
+        </m:sSub>
+      </m:oMath>
       <w:r>
         <w:rPr>
           <w:rFonts w:ascii="Times New Roman" w:hAnsi="Times New Roman" w:eastAsia="Times New Roman" w:cs="Times New Roman"/>
@@ -5094,15 +4877,25 @@
         <w:rPr>
           <w:rFonts w:ascii="Times New Roman" w:hAnsi="Times New Roman" w:eastAsia="Times New Roman" w:cs="Times New Roman"/>
         </w:rPr>
-        <w:t xml:space="preserve"> CX</w:t>
-      </w:r>
-      <w:r>
-        <w:rPr>
-          <w:rFonts w:ascii="Times New Roman" w:hAnsi="Times New Roman" w:eastAsia="Times New Roman" w:cs="Times New Roman"/>
-          <w:vertAlign w:val="subscript"/>
-        </w:rPr>
-        <w:t>4</w:t>
-      </w:r>
+        <w:t xml:space="preserve"> </w:t>
+      </w:r>
+      <m:oMath>
+        <m:r>
+          <m:t>C</m:t>
+        </m:r>
+        <m:sSub>
+          <m:e>
+            <m:r>
+              <m:t>X</m:t>
+            </m:r>
+          </m:e>
+          <m:sub>
+            <m:r>
+              <m:t>4</m:t>
+            </m:r>
+          </m:sub>
+        </m:sSub>
+      </m:oMath>
       <w:r>
         <w:rPr>
           <w:rFonts w:ascii="Times New Roman" w:hAnsi="Times New Roman" w:eastAsia="Times New Roman" w:cs="Times New Roman"/>
@@ -5119,15 +4912,28 @@
         <w:rPr>
           <w:rFonts w:ascii="Times New Roman" w:hAnsi="Times New Roman" w:eastAsia="Times New Roman" w:cs="Times New Roman"/>
         </w:rPr>
-        <w:t xml:space="preserve"> SiF</w:t>
-      </w:r>
-      <w:r>
-        <w:rPr>
-          <w:rFonts w:ascii="Times New Roman" w:hAnsi="Times New Roman" w:eastAsia="Times New Roman" w:cs="Times New Roman"/>
-          <w:vertAlign w:val="subscript"/>
-        </w:rPr>
-        <w:t>4</w:t>
-      </w:r>
+        <w:t xml:space="preserve"> </w:t>
+      </w:r>
+      <m:oMath>
+        <m:r>
+          <m:t>S</m:t>
+        </m:r>
+        <m:r>
+          <m:t>i</m:t>
+        </m:r>
+        <m:sSub>
+          <m:e>
+            <m:r>
+              <m:t>F</m:t>
+            </m:r>
+          </m:e>
+          <m:sub>
+            <m:r>
+              <m:t>4</m:t>
+            </m:r>
+          </m:sub>
+        </m:sSub>
+      </m:oMath>
       <w:r>
         <w:rPr>
           <w:rFonts w:ascii="Times New Roman" w:hAnsi="Times New Roman" w:eastAsia="Times New Roman" w:cs="Times New Roman"/>
@@ -5479,20 +5285,42 @@
         <w:rPr>
           <w:rFonts w:ascii="Times New Roman" w:hAnsi="Times New Roman" w:eastAsia="Times New Roman" w:cs="Times New Roman"/>
         </w:rPr>
-        <w:t xml:space="preserve"> (f) SF</w:t>
-      </w:r>
-      <w:r>
-        <w:rPr>
-          <w:rFonts w:ascii="Times New Roman" w:hAnsi="Times New Roman" w:eastAsia="Times New Roman" w:cs="Times New Roman"/>
-          <w:vertAlign w:val="subscript"/>
-        </w:rPr>
-        <w:t>6</w:t>
-      </w:r>
-      <w:r>
-        <w:rPr>
-          <w:rFonts w:ascii="Times New Roman" w:hAnsi="Times New Roman" w:eastAsia="Times New Roman" w:cs="Times New Roman"/>
-        </w:rPr>
-        <w:t xml:space="preserve"> .</w:t>
+        <w:t xml:space="preserve"> (f)</w:t>
+      </w:r>
+      <w:r>
+        <w:rPr>
+          <w:rFonts w:ascii="Times New Roman" w:hAnsi="Times New Roman" w:eastAsia="Times New Roman" w:cs="Times New Roman"/>
+        </w:rPr>
+        <w:t xml:space="preserve"> </w:t>
+      </w:r>
+      <m:oMath>
+        <m:r>
+          <m:t>S</m:t>
+        </m:r>
+        <m:sSub>
+          <m:e>
+            <m:r>
+              <m:t>F</m:t>
+            </m:r>
+          </m:e>
+          <m:sub>
+            <m:r>
+              <m:t>6</m:t>
+            </m:r>
+          </m:sub>
+        </m:sSub>
+      </m:oMath>
+      <w:r>
+        <w:rPr>
+          <w:rFonts w:ascii="Times New Roman" w:hAnsi="Times New Roman" w:eastAsia="Times New Roman" w:cs="Times New Roman"/>
+        </w:rPr>
+        <w:t xml:space="preserve"> </w:t>
+      </w:r>
+      <w:r>
+        <w:rPr>
+          <w:rFonts w:ascii="Times New Roman" w:hAnsi="Times New Roman" w:eastAsia="Times New Roman" w:cs="Times New Roman"/>
+        </w:rPr>
+        <w:t xml:space="preserve">.</w:t>
       </w:r>
     </w:p>
     <w:p>
@@ -5564,7 +5392,7 @@
       </w:r>
     </w:p>
     <w:bookmarkEnd w:id="27"/>
-    <w:bookmarkStart w:id="28" w:name="习题c.11"/>
+    <w:bookmarkStart w:id="28" w:name="原子轨道-1"/>
     <w:p>
       <w:pPr>
         <w:pStyle w:val="Heading2"/>
@@ -5580,13 +5408,7 @@
         <w:rPr>
           <w:rFonts w:hint="eastAsia" w:ascii="Times New Roman" w:hAnsi="Times New Roman" w:eastAsia="SimHei" w:cs="Times New Roman"/>
         </w:rPr>
-        <w:t>习题</w:t>
-      </w:r>
-      <w:r>
-        <w:rPr>
-          <w:rFonts w:hint="eastAsia" w:ascii="Times New Roman" w:hAnsi="Times New Roman" w:eastAsia="Times New Roman" w:cs="Times New Roman"/>
-        </w:rPr>
-        <w:t>C.11</w:t>
+        <w:t xml:space="preserve">原子轨道</w:t>
       </w:r>
     </w:p>
     <w:p>
@@ -5808,122 +5630,308 @@
         <w:rPr>
           <w:rFonts w:ascii="Times New Roman" w:hAnsi="Times New Roman" w:eastAsia="Times New Roman" w:cs="Times New Roman"/>
         </w:rPr>
-        <w:t>(3) NiCl</w:t>
-      </w:r>
-      <w:r>
-        <w:rPr>
-          <w:rFonts w:ascii="Times New Roman" w:hAnsi="Times New Roman" w:eastAsia="Times New Roman" w:cs="Times New Roman"/>
-          <w:vertAlign w:val="subscript"/>
-        </w:rPr>
-        <w:t>4</w:t>
-      </w:r>
-      <w:r>
-        <w:rPr>
-          <w:rFonts w:ascii="Times New Roman" w:hAnsi="Times New Roman" w:eastAsia="Times New Roman" w:cs="Times New Roman"/>
-          <w:vertAlign w:val="superscript"/>
-        </w:rPr>
-        <w:t>2-</w:t>
-      </w:r>
-      <w:r>
-        <w:rPr>
-          <w:rFonts w:ascii="Times New Roman" w:hAnsi="Times New Roman" w:eastAsia="Times New Roman" w:cs="Times New Roman"/>
-        </w:rPr>
-        <w:t xml:space="preserve"> (4) PtCl</w:t>
-      </w:r>
-      <w:r>
-        <w:rPr>
-          <w:rFonts w:ascii="Times New Roman" w:hAnsi="Times New Roman" w:eastAsia="Times New Roman" w:cs="Times New Roman"/>
-          <w:vertAlign w:val="subscript"/>
-        </w:rPr>
-        <w:t>4</w:t>
-      </w:r>
-      <w:r>
-        <w:rPr>
-          <w:rFonts w:ascii="Times New Roman" w:hAnsi="Times New Roman" w:eastAsia="Times New Roman" w:cs="Times New Roman"/>
-          <w:vertAlign w:val="superscript"/>
-        </w:rPr>
-        <w:t>2-</w:t>
-      </w:r>
-      <w:r>
-        <w:rPr>
-          <w:rFonts w:ascii="Times New Roman" w:hAnsi="Times New Roman" w:eastAsia="Times New Roman" w:cs="Times New Roman"/>
-        </w:rPr>
-        <w:t xml:space="preserve"> (5) ICl</w:t>
-      </w:r>
-      <w:r>
-        <w:rPr>
-          <w:rFonts w:ascii="Times New Roman" w:hAnsi="Times New Roman" w:eastAsia="Times New Roman" w:cs="Times New Roman"/>
-          <w:vertAlign w:val="subscript"/>
-        </w:rPr>
-        <w:t>4</w:t>
-      </w:r>
-      <w:r>
-        <w:rPr>
-          <w:rFonts w:ascii="Times New Roman" w:hAnsi="Times New Roman" w:eastAsia="Times New Roman" w:cs="Times New Roman"/>
-          <w:vertAlign w:val="superscript"/>
-        </w:rPr>
-        <w:t>-</w:t>
-      </w:r>
-      <w:r>
-        <w:rPr>
-          <w:rFonts w:ascii="Times New Roman" w:hAnsi="Times New Roman" w:eastAsia="Times New Roman" w:cs="Times New Roman"/>
-        </w:rPr>
-        <w:t xml:space="preserve"> (6) BeF</w:t>
-      </w:r>
-      <w:r>
-        <w:rPr>
-          <w:rFonts w:ascii="Times New Roman" w:hAnsi="Times New Roman" w:eastAsia="Times New Roman" w:cs="Times New Roman"/>
-          <w:vertAlign w:val="subscript"/>
-        </w:rPr>
-        <w:t>4</w:t>
-      </w:r>
-      <w:r>
-        <w:rPr>
-          <w:rFonts w:ascii="Times New Roman" w:hAnsi="Times New Roman" w:eastAsia="Times New Roman" w:cs="Times New Roman"/>
-          <w:vertAlign w:val="superscript"/>
-        </w:rPr>
-        <w:t>2-</w:t>
-      </w:r>
-      <w:r>
-        <w:rPr>
-          <w:rFonts w:ascii="Times New Roman" w:hAnsi="Times New Roman" w:eastAsia="Times New Roman" w:cs="Times New Roman"/>
-        </w:rPr>
-        <w:t xml:space="preserve"> (7) SbF</w:t>
-      </w:r>
-      <w:r>
-        <w:rPr>
-          <w:rFonts w:ascii="Times New Roman" w:hAnsi="Times New Roman" w:eastAsia="Times New Roman" w:cs="Times New Roman"/>
-          <w:vertAlign w:val="subscript"/>
-        </w:rPr>
-        <w:t>4</w:t>
-      </w:r>
-      <w:r>
-        <w:rPr>
-          <w:rFonts w:ascii="Times New Roman" w:hAnsi="Times New Roman" w:eastAsia="Times New Roman" w:cs="Times New Roman"/>
-          <w:vertAlign w:val="superscript"/>
-        </w:rPr>
-        <w:t>-</w:t>
-      </w:r>
-      <w:r>
-        <w:rPr>
-          <w:rFonts w:ascii="Times New Roman" w:hAnsi="Times New Roman" w:eastAsia="Times New Roman" w:cs="Times New Roman"/>
-        </w:rPr>
-        <w:t xml:space="preserve"> (8) SF</w:t>
-      </w:r>
-      <w:r>
-        <w:rPr>
-          <w:rFonts w:ascii="Times New Roman" w:hAnsi="Times New Roman" w:eastAsia="Times New Roman" w:cs="Times New Roman"/>
-          <w:vertAlign w:val="subscript"/>
-        </w:rPr>
-        <w:t>4</w:t>
-      </w:r>
-      <w:r>
-        <w:rPr>
-          <w:rFonts w:ascii="Times New Roman" w:hAnsi="Times New Roman" w:eastAsia="Times New Roman" w:cs="Times New Roman"/>
-          <w:vertAlign w:val="superscript"/>
-        </w:rPr>
-        <w:t>-</w:t>
-      </w:r>
+        <w:t xml:space="preserve">(3)</w:t>
+      </w:r>
+      <w:r>
+        <w:rPr>
+          <w:rFonts w:ascii="Times New Roman" w:hAnsi="Times New Roman" w:eastAsia="Times New Roman" w:cs="Times New Roman"/>
+        </w:rPr>
+        <w:t xml:space="preserve"> </w:t>
+      </w:r>
+      <m:oMath>
+        <m:oMathPr>
+          <m:ctrlPr>
+            <w:rPr>
+              <w:sz w:val="28"/>
+              <w:szCs w:val="28"/>
+            </w:rPr>
+          </m:ctrlPr>
+        </m:oMathPr>
+        <m:r>
+          <m:t>N</m:t>
+        </m:r>
+        <m:r>
+          <m:t>i</m:t>
+        </m:r>
+        <m:r>
+          <m:t>C</m:t>
+        </m:r>
+        <m:sSubSup>
+          <m:e>
+            <m:r>
+              <m:t>l</m:t>
+            </m:r>
+          </m:e>
+          <m:sub>
+            <m:r>
+              <m:t>4</m:t>
+            </m:r>
+          </m:sub>
+          <m:sup>
+            <m:r>
+              <m:t>2</m:t>
+            </m:r>
+            <m:r>
+              <m:rPr>
+                <m:sty m:val="p"/>
+              </m:rPr>
+              <m:t>−</m:t>
+            </m:r>
+          </m:sup>
+        </m:sSubSup>
+      </m:oMath>
+      <w:r>
+        <w:rPr>
+          <w:rFonts w:ascii="Times New Roman" w:hAnsi="Times New Roman" w:eastAsia="Times New Roman" w:cs="Times New Roman"/>
+        </w:rPr>
+        <w:t xml:space="preserve"> </w:t>
+      </w:r>
+      <w:r>
+        <w:rPr>
+          <w:rFonts w:ascii="Times New Roman" w:hAnsi="Times New Roman" w:eastAsia="Times New Roman" w:cs="Times New Roman"/>
+        </w:rPr>
+        <w:t xml:space="preserve">(4)</w:t>
+      </w:r>
+      <w:r>
+        <w:rPr>
+          <w:rFonts w:ascii="Times New Roman" w:hAnsi="Times New Roman" w:eastAsia="Times New Roman" w:cs="Times New Roman"/>
+        </w:rPr>
+        <w:t xml:space="preserve"> </w:t>
+      </w:r>
+      <m:oMath>
+        <m:oMathPr>
+          <m:ctrlPr>
+            <w:rPr>
+              <w:sz w:val="28"/>
+              <w:szCs w:val="28"/>
+            </w:rPr>
+          </m:ctrlPr>
+        </m:oMathPr>
+        <m:r>
+          <m:t>P</m:t>
+        </m:r>
+        <m:r>
+          <m:t>t</m:t>
+        </m:r>
+        <m:r>
+          <m:t>C</m:t>
+        </m:r>
+        <m:sSubSup>
+          <m:e>
+            <m:r>
+              <m:t>l</m:t>
+            </m:r>
+          </m:e>
+          <m:sub>
+            <m:r>
+              <m:t>4</m:t>
+            </m:r>
+          </m:sub>
+          <m:sup>
+            <m:r>
+              <m:t>2</m:t>
+            </m:r>
+            <m:r>
+              <m:rPr>
+                <m:sty m:val="p"/>
+              </m:rPr>
+              <m:t>−</m:t>
+            </m:r>
+          </m:sup>
+        </m:sSubSup>
+      </m:oMath>
+      <w:r>
+        <w:rPr>
+          <w:rFonts w:ascii="Times New Roman" w:hAnsi="Times New Roman" w:eastAsia="Times New Roman" w:cs="Times New Roman"/>
+        </w:rPr>
+        <w:t xml:space="preserve"> </w:t>
+      </w:r>
+      <w:r>
+        <w:rPr>
+          <w:rFonts w:ascii="Times New Roman" w:hAnsi="Times New Roman" w:eastAsia="Times New Roman" w:cs="Times New Roman"/>
+        </w:rPr>
+        <w:t xml:space="preserve">(5)</w:t>
+      </w:r>
+      <w:r>
+        <w:rPr>
+          <w:rFonts w:ascii="Times New Roman" w:hAnsi="Times New Roman" w:eastAsia="Times New Roman" w:cs="Times New Roman"/>
+        </w:rPr>
+        <w:t xml:space="preserve"> </w:t>
+      </w:r>
+      <m:oMath>
+        <m:r>
+          <m:t>I</m:t>
+        </m:r>
+        <m:r>
+          <m:t>C</m:t>
+        </m:r>
+        <m:sSubSup>
+          <m:e>
+            <m:r>
+              <m:t>l</m:t>
+            </m:r>
+          </m:e>
+          <m:sub>
+            <m:r>
+              <m:t>4</m:t>
+            </m:r>
+          </m:sub>
+          <m:sup>
+            <m:r>
+              <m:rPr>
+                <m:sty m:val="p"/>
+              </m:rPr>
+              <m:t>−</m:t>
+            </m:r>
+          </m:sup>
+        </m:sSubSup>
+      </m:oMath>
+      <w:r>
+        <w:rPr>
+          <w:rFonts w:ascii="Times New Roman" w:hAnsi="Times New Roman" w:eastAsia="Times New Roman" w:cs="Times New Roman"/>
+        </w:rPr>
+        <w:t xml:space="preserve"> </w:t>
+      </w:r>
+      <w:r>
+        <w:rPr>
+          <w:rFonts w:ascii="Times New Roman" w:hAnsi="Times New Roman" w:eastAsia="Times New Roman" w:cs="Times New Roman"/>
+        </w:rPr>
+        <w:t xml:space="preserve">(6)</w:t>
+      </w:r>
+      <w:r>
+        <w:rPr>
+          <w:rFonts w:ascii="Times New Roman" w:hAnsi="Times New Roman" w:eastAsia="Times New Roman" w:cs="Times New Roman"/>
+        </w:rPr>
+        <w:t xml:space="preserve"> </w:t>
+      </w:r>
+      <m:oMath>
+        <m:oMathPr>
+          <m:ctrlPr>
+            <w:rPr>
+              <w:sz w:val="28"/>
+              <w:szCs w:val="28"/>
+            </w:rPr>
+          </m:ctrlPr>
+        </m:oMathPr>
+        <m:r>
+          <m:t>B</m:t>
+        </m:r>
+        <m:r>
+          <m:t>e</m:t>
+        </m:r>
+        <m:sSubSup>
+          <m:e>
+            <m:r>
+              <m:t>F</m:t>
+            </m:r>
+          </m:e>
+          <m:sub>
+            <m:r>
+              <m:t>4</m:t>
+            </m:r>
+          </m:sub>
+          <m:sup>
+            <m:r>
+              <m:t>2</m:t>
+            </m:r>
+            <m:r>
+              <m:rPr>
+                <m:sty m:val="p"/>
+              </m:rPr>
+              <m:t>−</m:t>
+            </m:r>
+          </m:sup>
+        </m:sSubSup>
+      </m:oMath>
+      <w:r>
+        <w:rPr>
+          <w:rFonts w:ascii="Times New Roman" w:hAnsi="Times New Roman" w:eastAsia="Times New Roman" w:cs="Times New Roman"/>
+        </w:rPr>
+        <w:t xml:space="preserve"> </w:t>
+      </w:r>
+      <w:r>
+        <w:rPr>
+          <w:rFonts w:ascii="Times New Roman" w:hAnsi="Times New Roman" w:eastAsia="Times New Roman" w:cs="Times New Roman"/>
+        </w:rPr>
+        <w:t xml:space="preserve">(7)</w:t>
+      </w:r>
+      <w:r>
+        <w:rPr>
+          <w:rFonts w:ascii="Times New Roman" w:hAnsi="Times New Roman" w:eastAsia="Times New Roman" w:cs="Times New Roman"/>
+        </w:rPr>
+        <w:t xml:space="preserve"> </w:t>
+      </w:r>
+      <m:oMath>
+        <m:r>
+          <m:t>S</m:t>
+        </m:r>
+        <m:r>
+          <m:t>b</m:t>
+        </m:r>
+        <m:sSubSup>
+          <m:e>
+            <m:r>
+              <m:t>F</m:t>
+            </m:r>
+          </m:e>
+          <m:sub>
+            <m:r>
+              <m:t>4</m:t>
+            </m:r>
+          </m:sub>
+          <m:sup>
+            <m:r>
+              <m:rPr>
+                <m:sty m:val="p"/>
+              </m:rPr>
+              <m:t>−</m:t>
+            </m:r>
+          </m:sup>
+        </m:sSubSup>
+      </m:oMath>
+      <w:r>
+        <w:rPr>
+          <w:rFonts w:ascii="Times New Roman" w:hAnsi="Times New Roman" w:eastAsia="Times New Roman" w:cs="Times New Roman"/>
+        </w:rPr>
+        <w:t xml:space="preserve"> </w:t>
+      </w:r>
+      <w:r>
+        <w:rPr>
+          <w:rFonts w:ascii="Times New Roman" w:hAnsi="Times New Roman" w:eastAsia="Times New Roman" w:cs="Times New Roman"/>
+        </w:rPr>
+        <w:t xml:space="preserve">(8)</w:t>
+      </w:r>
+      <w:r>
+        <w:rPr>
+          <w:rFonts w:ascii="Times New Roman" w:hAnsi="Times New Roman" w:eastAsia="Times New Roman" w:cs="Times New Roman"/>
+        </w:rPr>
+        <w:t xml:space="preserve"> </w:t>
+      </w:r>
+      <m:oMath>
+        <m:r>
+          <m:t>S</m:t>
+        </m:r>
+        <m:sSubSup>
+          <m:e>
+            <m:r>
+              <m:t>F</m:t>
+            </m:r>
+          </m:e>
+          <m:sub>
+            <m:r>
+              <m:t>4</m:t>
+            </m:r>
+          </m:sub>
+          <m:sup>
+            <m:r>
+              <m:rPr>
+                <m:sty m:val="p"/>
+              </m:rPr>
+              <m:t>−</m:t>
+            </m:r>
+          </m:sup>
+        </m:sSubSup>
+      </m:oMath>
     </w:p>
     <w:p>
       <w:pPr>
@@ -5936,7 +5944,7 @@
       </w:r>
     </w:p>
     <w:bookmarkEnd w:id="28"/>
-    <w:bookmarkStart w:id="29" w:name="习题c.12"/>
+    <w:bookmarkStart w:id="29" w:name="分子的对称性判断-2"/>
     <w:p>
       <w:pPr>
         <w:pStyle w:val="Heading2"/>
@@ -5952,13 +5960,7 @@
         <w:rPr>
           <w:rFonts w:hint="eastAsia" w:ascii="Times New Roman" w:hAnsi="Times New Roman" w:eastAsia="SimHei" w:cs="Times New Roman"/>
         </w:rPr>
-        <w:t>习题</w:t>
-      </w:r>
-      <w:r>
-        <w:rPr>
-          <w:rFonts w:hint="eastAsia" w:ascii="Times New Roman" w:hAnsi="Times New Roman" w:eastAsia="Times New Roman" w:cs="Times New Roman"/>
-        </w:rPr>
-        <w:t>C.12</w:t>
+        <w:t xml:space="preserve">分子的对称性判断</w:t>
       </w:r>
     </w:p>
     <w:p>
@@ -6181,15 +6183,22 @@
         <w:rPr>
           <w:rFonts w:ascii="Times New Roman" w:hAnsi="Times New Roman" w:eastAsia="Times New Roman" w:cs="Times New Roman"/>
         </w:rPr>
-        <w:t xml:space="preserve"> C</w:t>
-      </w:r>
-      <w:r>
-        <w:rPr>
-          <w:rFonts w:ascii="Times New Roman" w:hAnsi="Times New Roman" w:eastAsia="Times New Roman" w:cs="Times New Roman"/>
-          <w:vertAlign w:val="subscript"/>
-        </w:rPr>
-        <w:t>60</w:t>
-      </w:r>
+        <w:t xml:space="preserve"> </w:t>
+      </w:r>
+      <m:oMath>
+        <m:sSub>
+          <m:e>
+            <m:r>
+              <m:t>C</m:t>
+            </m:r>
+          </m:e>
+          <m:sub>
+            <m:r>
+              <m:t>60</m:t>
+            </m:r>
+          </m:sub>
+        </m:sSub>
+      </m:oMath>
       <w:r>
         <w:rPr>
           <w:rFonts w:ascii="Times New Roman" w:hAnsi="Times New Roman" w:eastAsia="Times New Roman" w:cs="Times New Roman"/>
@@ -6312,15 +6321,22 @@
         <w:rPr>
           <w:rFonts w:ascii="Times New Roman" w:hAnsi="Times New Roman" w:eastAsia="Times New Roman" w:cs="Times New Roman"/>
         </w:rPr>
-        <w:t xml:space="preserve"> C</w:t>
-      </w:r>
-      <w:r>
-        <w:rPr>
-          <w:rFonts w:ascii="Times New Roman" w:hAnsi="Times New Roman" w:eastAsia="Times New Roman" w:cs="Times New Roman"/>
-          <w:vertAlign w:val="subscript"/>
-        </w:rPr>
-        <w:t>80</w:t>
-      </w:r>
+        <w:t xml:space="preserve"> </w:t>
+      </w:r>
+      <m:oMath>
+        <m:sSub>
+          <m:e>
+            <m:r>
+              <m:t>C</m:t>
+            </m:r>
+          </m:e>
+          <m:sub>
+            <m:r>
+              <m:t>80</m:t>
+            </m:r>
+          </m:sub>
+        </m:sSub>
+      </m:oMath>
       <w:r>
         <w:rPr>
           <w:rFonts w:ascii="Times New Roman" w:hAnsi="Times New Roman" w:eastAsia="Times New Roman" w:cs="Times New Roman"/>
@@ -6337,15 +6353,22 @@
         <w:rPr>
           <w:rFonts w:ascii="Times New Roman" w:hAnsi="Times New Roman" w:eastAsia="Times New Roman" w:cs="Times New Roman"/>
         </w:rPr>
-        <w:t xml:space="preserve"> C</w:t>
-      </w:r>
-      <w:r>
-        <w:rPr>
-          <w:rFonts w:ascii="Times New Roman" w:hAnsi="Times New Roman" w:eastAsia="Times New Roman" w:cs="Times New Roman"/>
-          <w:vertAlign w:val="subscript"/>
-        </w:rPr>
-        <w:t>82</w:t>
-      </w:r>
+        <w:t xml:space="preserve"> </w:t>
+      </w:r>
+      <m:oMath>
+        <m:sSub>
+          <m:e>
+            <m:r>
+              <m:t>C</m:t>
+            </m:r>
+          </m:e>
+          <m:sub>
+            <m:r>
+              <m:t>82</m:t>
+            </m:r>
+          </m:sub>
+        </m:sSub>
+      </m:oMath>
       <w:r>
         <w:rPr>
           <w:rFonts w:ascii="Times New Roman" w:hAnsi="Times New Roman" w:eastAsia="Times New Roman" w:cs="Times New Roman"/>
@@ -6362,15 +6385,22 @@
         <w:rPr>
           <w:rFonts w:ascii="Times New Roman" w:hAnsi="Times New Roman" w:eastAsia="Times New Roman" w:cs="Times New Roman"/>
         </w:rPr>
-        <w:t xml:space="preserve"> C</w:t>
-      </w:r>
-      <w:r>
-        <w:rPr>
-          <w:rFonts w:ascii="Times New Roman" w:hAnsi="Times New Roman" w:eastAsia="Times New Roman" w:cs="Times New Roman"/>
-          <w:vertAlign w:val="subscript"/>
-        </w:rPr>
-        <w:t>84</w:t>
-      </w:r>
+        <w:t xml:space="preserve"> </w:t>
+      </w:r>
+      <m:oMath>
+        <m:sSub>
+          <m:e>
+            <m:r>
+              <m:t>C</m:t>
+            </m:r>
+          </m:e>
+          <m:sub>
+            <m:r>
+              <m:t>84</m:t>
+            </m:r>
+          </m:sub>
+        </m:sSub>
+      </m:oMath>
       <w:r>
         <w:rPr>
           <w:rFonts w:ascii="Times New Roman" w:hAnsi="Times New Roman" w:eastAsia="Times New Roman" w:cs="Times New Roman"/>
@@ -6399,15 +6429,22 @@
         <w:rPr>
           <w:rFonts w:ascii="Times New Roman" w:hAnsi="Times New Roman" w:eastAsia="Times New Roman" w:cs="Times New Roman"/>
         </w:rPr>
-        <w:t xml:space="preserve"> C</w:t>
-      </w:r>
-      <w:r>
-        <w:rPr>
-          <w:rFonts w:ascii="Times New Roman" w:hAnsi="Times New Roman" w:eastAsia="Times New Roman" w:cs="Times New Roman"/>
-          <w:vertAlign w:val="subscript"/>
-        </w:rPr>
-        <w:t>80</w:t>
-      </w:r>
+        <w:t xml:space="preserve"> </w:t>
+      </w:r>
+      <m:oMath>
+        <m:sSub>
+          <m:e>
+            <m:r>
+              <m:t>C</m:t>
+            </m:r>
+          </m:e>
+          <m:sub>
+            <m:r>
+              <m:t>80</m:t>
+            </m:r>
+          </m:sub>
+        </m:sSub>
+      </m:oMath>
       <w:r>
         <w:rPr>
           <w:rFonts w:ascii="Times New Roman" w:hAnsi="Times New Roman" w:eastAsia="Times New Roman" w:cs="Times New Roman"/>
@@ -6424,15 +6461,22 @@
         <w:rPr>
           <w:rFonts w:ascii="Times New Roman" w:hAnsi="Times New Roman" w:eastAsia="Times New Roman" w:cs="Times New Roman"/>
         </w:rPr>
-        <w:t xml:space="preserve"> C</w:t>
-      </w:r>
-      <w:r>
-        <w:rPr>
-          <w:rFonts w:ascii="Times New Roman" w:hAnsi="Times New Roman" w:eastAsia="Times New Roman" w:cs="Times New Roman"/>
-          <w:vertAlign w:val="subscript"/>
-        </w:rPr>
-        <w:t>82</w:t>
-      </w:r>
+        <w:t xml:space="preserve"> </w:t>
+      </w:r>
+      <m:oMath>
+        <m:sSub>
+          <m:e>
+            <m:r>
+              <m:t>C</m:t>
+            </m:r>
+          </m:e>
+          <m:sub>
+            <m:r>
+              <m:t>82</m:t>
+            </m:r>
+          </m:sub>
+        </m:sSub>
+      </m:oMath>
       <w:r>
         <w:rPr>
           <w:rFonts w:ascii="Times New Roman" w:hAnsi="Times New Roman" w:eastAsia="Times New Roman" w:cs="Times New Roman"/>
@@ -6449,15 +6493,22 @@
         <w:rPr>
           <w:rFonts w:ascii="Times New Roman" w:hAnsi="Times New Roman" w:eastAsia="Times New Roman" w:cs="Times New Roman"/>
         </w:rPr>
-        <w:t xml:space="preserve"> C</w:t>
-      </w:r>
-      <w:r>
-        <w:rPr>
-          <w:rFonts w:ascii="Times New Roman" w:hAnsi="Times New Roman" w:eastAsia="Times New Roman" w:cs="Times New Roman"/>
-          <w:vertAlign w:val="subscript"/>
-        </w:rPr>
-        <w:t>84</w:t>
-      </w:r>
+        <w:t xml:space="preserve"> </w:t>
+      </w:r>
+      <m:oMath>
+        <m:sSub>
+          <m:e>
+            <m:r>
+              <m:t>C</m:t>
+            </m:r>
+          </m:e>
+          <m:sub>
+            <m:r>
+              <m:t>84</m:t>
+            </m:r>
+          </m:sub>
+        </m:sSub>
+      </m:oMath>
       <w:r>
         <w:rPr>
           <w:rFonts w:ascii="Times New Roman" w:hAnsi="Times New Roman" w:eastAsia="Times New Roman" w:cs="Times New Roman"/>
@@ -6698,7 +6749,7 @@
       </w:r>
     </w:p>
     <w:bookmarkEnd w:id="29"/>
-    <w:bookmarkStart w:id="30" w:name="习题c.13"/>
+    <w:bookmarkStart w:id="30" w:name="钙钛矿结构"/>
     <w:p>
       <w:pPr>
         <w:pStyle w:val="Heading2"/>
@@ -6714,13 +6765,7 @@
         <w:rPr>
           <w:rFonts w:hint="eastAsia" w:ascii="Times New Roman" w:hAnsi="Times New Roman" w:eastAsia="SimHei" w:cs="Times New Roman"/>
         </w:rPr>
-        <w:t>习题</w:t>
-      </w:r>
-      <w:r>
-        <w:rPr>
-          <w:rFonts w:hint="eastAsia" w:ascii="Times New Roman" w:hAnsi="Times New Roman" w:eastAsia="Times New Roman" w:cs="Times New Roman"/>
-        </w:rPr>
-        <w:t>C.13</w:t>
+        <w:t xml:space="preserve">钙钛矿结构</w:t>
       </w:r>
     </w:p>
     <w:p>
@@ -6924,15 +6969,31 @@
         <w:rPr>
           <w:rFonts w:ascii="Times New Roman" w:hAnsi="Times New Roman" w:eastAsia="Times New Roman" w:cs="Times New Roman"/>
         </w:rPr>
-        <w:t xml:space="preserve"> Ti</w:t>
-      </w:r>
-      <w:r>
-        <w:rPr>
-          <w:rFonts w:ascii="Times New Roman" w:hAnsi="Times New Roman" w:eastAsia="Times New Roman" w:cs="Times New Roman"/>
-          <w:vertAlign w:val="superscript"/>
-        </w:rPr>
-        <w:t>4+</w:t>
-      </w:r>
+        <w:t xml:space="preserve"> </w:t>
+      </w:r>
+      <m:oMath>
+        <m:r>
+          <m:t>T</m:t>
+        </m:r>
+        <m:sSup>
+          <m:e>
+            <m:r>
+              <m:t>i</m:t>
+            </m:r>
+          </m:e>
+          <m:sup>
+            <m:r>
+              <m:t>4</m:t>
+            </m:r>
+            <m:r>
+              <m:rPr>
+                <m:sty m:val="p"/>
+              </m:rPr>
+              <m:t>+</m:t>
+            </m:r>
+          </m:sup>
+        </m:sSup>
+      </m:oMath>
       <w:r>
         <w:rPr>
           <w:rFonts w:ascii="Times New Roman" w:hAnsi="Times New Roman" w:eastAsia="Times New Roman" w:cs="Times New Roman"/>
@@ -6949,15 +7010,31 @@
         <w:rPr>
           <w:rFonts w:ascii="Times New Roman" w:hAnsi="Times New Roman" w:eastAsia="Times New Roman" w:cs="Times New Roman"/>
         </w:rPr>
-        <w:t xml:space="preserve"> Sr</w:t>
-      </w:r>
-      <w:r>
-        <w:rPr>
-          <w:rFonts w:ascii="Times New Roman" w:hAnsi="Times New Roman" w:eastAsia="Times New Roman" w:cs="Times New Roman"/>
-          <w:vertAlign w:val="superscript"/>
-        </w:rPr>
-        <w:t>2+</w:t>
-      </w:r>
+        <w:t xml:space="preserve"> </w:t>
+      </w:r>
+      <m:oMath>
+        <m:r>
+          <m:t>S</m:t>
+        </m:r>
+        <m:sSup>
+          <m:e>
+            <m:r>
+              <m:t>r</m:t>
+            </m:r>
+          </m:e>
+          <m:sup>
+            <m:r>
+              <m:t>2</m:t>
+            </m:r>
+            <m:r>
+              <m:rPr>
+                <m:sty m:val="p"/>
+              </m:rPr>
+              <m:t>+</m:t>
+            </m:r>
+          </m:sup>
+        </m:sSup>
+      </m:oMath>
       <w:r>
         <w:rPr>
           <w:rFonts w:ascii="Times New Roman" w:hAnsi="Times New Roman" w:eastAsia="Times New Roman" w:cs="Times New Roman"/>
@@ -6995,15 +7072,28 @@
         <w:rPr>
           <w:rFonts w:ascii="Times New Roman" w:hAnsi="Times New Roman" w:eastAsia="Times New Roman" w:cs="Times New Roman"/>
         </w:rPr>
-        <w:t xml:space="preserve"> O</w:t>
-      </w:r>
-      <w:r>
-        <w:rPr>
-          <w:rFonts w:ascii="Times New Roman" w:hAnsi="Times New Roman" w:eastAsia="Times New Roman" w:cs="Times New Roman"/>
-          <w:vertAlign w:val="superscript"/>
-        </w:rPr>
-        <w:t>2-</w:t>
-      </w:r>
+        <w:t xml:space="preserve"> </w:t>
+      </w:r>
+      <m:oMath>
+        <m:sSup>
+          <m:e>
+            <m:r>
+              <m:t>O</m:t>
+            </m:r>
+          </m:e>
+          <m:sup>
+            <m:r>
+              <m:t>2</m:t>
+            </m:r>
+            <m:r>
+              <m:rPr>
+                <m:sty m:val="p"/>
+              </m:rPr>
+              <m:t>−</m:t>
+            </m:r>
+          </m:sup>
+        </m:sSup>
+      </m:oMath>
       <w:r>
         <w:rPr>
           <w:rFonts w:ascii="Times New Roman" w:hAnsi="Times New Roman" w:eastAsia="Times New Roman" w:cs="Times New Roman"/>
@@ -7020,15 +7110,31 @@
         <w:rPr>
           <w:rFonts w:ascii="Times New Roman" w:hAnsi="Times New Roman" w:eastAsia="Times New Roman" w:cs="Times New Roman"/>
         </w:rPr>
-        <w:t xml:space="preserve"> Sr</w:t>
-      </w:r>
-      <w:r>
-        <w:rPr>
-          <w:rFonts w:ascii="Times New Roman" w:hAnsi="Times New Roman" w:eastAsia="Times New Roman" w:cs="Times New Roman"/>
-          <w:vertAlign w:val="superscript"/>
-        </w:rPr>
-        <w:t>2+</w:t>
-      </w:r>
+        <w:t xml:space="preserve"> </w:t>
+      </w:r>
+      <m:oMath>
+        <m:r>
+          <m:t>S</m:t>
+        </m:r>
+        <m:sSup>
+          <m:e>
+            <m:r>
+              <m:t>r</m:t>
+            </m:r>
+          </m:e>
+          <m:sup>
+            <m:r>
+              <m:t>2</m:t>
+            </m:r>
+            <m:r>
+              <m:rPr>
+                <m:sty m:val="p"/>
+              </m:rPr>
+              <m:t>+</m:t>
+            </m:r>
+          </m:sup>
+        </m:sSup>
+      </m:oMath>
       <w:r>
         <w:rPr>
           <w:rFonts w:ascii="Times New Roman" w:hAnsi="Times New Roman" w:eastAsia="Times New Roman" w:cs="Times New Roman"/>
@@ -7069,15 +7175,31 @@
         <w:rPr>
           <w:rFonts w:ascii="Times New Roman" w:hAnsi="Times New Roman" w:eastAsia="Times New Roman" w:cs="Times New Roman"/>
         </w:rPr>
-        <w:t xml:space="preserve"> Ti</w:t>
-      </w:r>
-      <w:r>
-        <w:rPr>
-          <w:rFonts w:ascii="Times New Roman" w:hAnsi="Times New Roman" w:eastAsia="Times New Roman" w:cs="Times New Roman"/>
-          <w:vertAlign w:val="superscript"/>
-        </w:rPr>
-        <w:t>4+</w:t>
-      </w:r>
+        <w:t xml:space="preserve"> </w:t>
+      </w:r>
+      <m:oMath>
+        <m:r>
+          <m:t>T</m:t>
+        </m:r>
+        <m:sSup>
+          <m:e>
+            <m:r>
+              <m:t>i</m:t>
+            </m:r>
+          </m:e>
+          <m:sup>
+            <m:r>
+              <m:t>4</m:t>
+            </m:r>
+            <m:r>
+              <m:rPr>
+                <m:sty m:val="p"/>
+              </m:rPr>
+              <m:t>+</m:t>
+            </m:r>
+          </m:sup>
+        </m:sSup>
+      </m:oMath>
       <w:r>
         <w:rPr>
           <w:rFonts w:ascii="Times New Roman" w:hAnsi="Times New Roman" w:eastAsia="Times New Roman" w:cs="Times New Roman"/>
@@ -7117,15 +7239,42 @@
         <w:rPr>
           <w:rFonts w:ascii="Times New Roman" w:hAnsi="Times New Roman" w:eastAsia="Times New Roman" w:cs="Times New Roman"/>
         </w:rPr>
-        <w:t xml:space="preserve"> CaTiO</w:t>
-      </w:r>
-      <w:r>
-        <w:rPr>
-          <w:rFonts w:ascii="Times New Roman" w:hAnsi="Times New Roman" w:eastAsia="Times New Roman" w:cs="Times New Roman"/>
-          <w:vertAlign w:val="subscript"/>
-        </w:rPr>
-        <w:t>3</w:t>
-      </w:r>
+        <w:t xml:space="preserve"> </w:t>
+      </w:r>
+      <m:oMath>
+        <m:oMathPr>
+          <m:ctrlPr>
+            <w:rPr>
+              <w:sz w:val="28"/>
+              <w:szCs w:val="28"/>
+            </w:rPr>
+          </m:ctrlPr>
+        </m:oMathPr>
+        <m:r>
+          <m:t>C</m:t>
+        </m:r>
+        <m:r>
+          <m:t>a</m:t>
+        </m:r>
+        <m:r>
+          <m:t>T</m:t>
+        </m:r>
+        <m:r>
+          <m:t>i</m:t>
+        </m:r>
+        <m:sSub>
+          <m:e>
+            <m:r>
+              <m:t>O</m:t>
+            </m:r>
+          </m:e>
+          <m:sub>
+            <m:r>
+              <m:t>3</m:t>
+            </m:r>
+          </m:sub>
+        </m:sSub>
+      </m:oMath>
       <w:r>
         <w:rPr>
           <w:rFonts w:ascii="Times New Roman" w:hAnsi="Times New Roman" w:eastAsia="Times New Roman" w:cs="Times New Roman"/>
@@ -7160,15 +7309,31 @@
         <w:rPr>
           <w:rFonts w:ascii="Times New Roman" w:hAnsi="Times New Roman" w:eastAsia="Times New Roman" w:cs="Times New Roman"/>
         </w:rPr>
-        <w:t xml:space="preserve"> Ca</w:t>
-      </w:r>
-      <w:r>
-        <w:rPr>
-          <w:rFonts w:ascii="Times New Roman" w:hAnsi="Times New Roman" w:eastAsia="Times New Roman" w:cs="Times New Roman"/>
-          <w:vertAlign w:val="superscript"/>
-        </w:rPr>
-        <w:t>2+</w:t>
-      </w:r>
+        <w:t xml:space="preserve"> </w:t>
+      </w:r>
+      <m:oMath>
+        <m:r>
+          <m:t>C</m:t>
+        </m:r>
+        <m:sSup>
+          <m:e>
+            <m:r>
+              <m:t>a</m:t>
+            </m:r>
+          </m:e>
+          <m:sup>
+            <m:r>
+              <m:t>2</m:t>
+            </m:r>
+            <m:r>
+              <m:rPr>
+                <m:sty m:val="p"/>
+              </m:rPr>
+              <m:t>+</m:t>
+            </m:r>
+          </m:sup>
+        </m:sSup>
+      </m:oMath>
       <w:r>
         <w:rPr>
           <w:rFonts w:ascii="Times New Roman" w:hAnsi="Times New Roman" w:eastAsia="Times New Roman" w:cs="Times New Roman"/>
@@ -7185,15 +7350,31 @@
         <w:rPr>
           <w:rFonts w:ascii="Times New Roman" w:hAnsi="Times New Roman" w:eastAsia="Times New Roman" w:cs="Times New Roman"/>
         </w:rPr>
-        <w:t xml:space="preserve"> Ti</w:t>
-      </w:r>
-      <w:r>
-        <w:rPr>
-          <w:rFonts w:ascii="Times New Roman" w:hAnsi="Times New Roman" w:eastAsia="Times New Roman" w:cs="Times New Roman"/>
-          <w:vertAlign w:val="superscript"/>
-        </w:rPr>
-        <w:t>4+</w:t>
-      </w:r>
+        <w:t xml:space="preserve"> </w:t>
+      </w:r>
+      <m:oMath>
+        <m:r>
+          <m:t>T</m:t>
+        </m:r>
+        <m:sSup>
+          <m:e>
+            <m:r>
+              <m:t>i</m:t>
+            </m:r>
+          </m:e>
+          <m:sup>
+            <m:r>
+              <m:t>4</m:t>
+            </m:r>
+            <m:r>
+              <m:rPr>
+                <m:sty m:val="p"/>
+              </m:rPr>
+              <m:t>+</m:t>
+            </m:r>
+          </m:sup>
+        </m:sSup>
+      </m:oMath>
       <w:r>
         <w:rPr>
           <w:rFonts w:ascii="Times New Roman" w:hAnsi="Times New Roman" w:eastAsia="Times New Roman" w:cs="Times New Roman"/>
@@ -7222,15 +7403,42 @@
         <w:rPr>
           <w:rFonts w:ascii="Times New Roman" w:hAnsi="Times New Roman" w:eastAsia="Times New Roman" w:cs="Times New Roman"/>
         </w:rPr>
-        <w:t xml:space="preserve"> CaTiO</w:t>
-      </w:r>
-      <w:r>
-        <w:rPr>
-          <w:rFonts w:ascii="Times New Roman" w:hAnsi="Times New Roman" w:eastAsia="Times New Roman" w:cs="Times New Roman"/>
-          <w:vertAlign w:val="subscript"/>
-        </w:rPr>
-        <w:t>3</w:t>
-      </w:r>
+        <w:t xml:space="preserve"> </w:t>
+      </w:r>
+      <m:oMath>
+        <m:oMathPr>
+          <m:ctrlPr>
+            <w:rPr>
+              <w:sz w:val="28"/>
+              <w:szCs w:val="28"/>
+            </w:rPr>
+          </m:ctrlPr>
+        </m:oMathPr>
+        <m:r>
+          <m:t>C</m:t>
+        </m:r>
+        <m:r>
+          <m:t>a</m:t>
+        </m:r>
+        <m:r>
+          <m:t>T</m:t>
+        </m:r>
+        <m:r>
+          <m:t>i</m:t>
+        </m:r>
+        <m:sSub>
+          <m:e>
+            <m:r>
+              <m:t>O</m:t>
+            </m:r>
+          </m:e>
+          <m:sub>
+            <m:r>
+              <m:t>3</m:t>
+            </m:r>
+          </m:sub>
+        </m:sSub>
+      </m:oMath>
       <w:r>
         <w:rPr>
           <w:rFonts w:ascii="Times New Roman" w:hAnsi="Times New Roman" w:eastAsia="Times New Roman" w:cs="Times New Roman"/>
@@ -7270,15 +7478,42 @@
         <w:rPr>
           <w:rFonts w:ascii="Times New Roman" w:hAnsi="Times New Roman" w:eastAsia="Times New Roman" w:cs="Times New Roman"/>
         </w:rPr>
-        <w:t xml:space="preserve"> BaTiO</w:t>
-      </w:r>
-      <w:r>
-        <w:rPr>
-          <w:rFonts w:ascii="Times New Roman" w:hAnsi="Times New Roman" w:eastAsia="Times New Roman" w:cs="Times New Roman"/>
-          <w:vertAlign w:val="subscript"/>
-        </w:rPr>
-        <w:t>3</w:t>
-      </w:r>
+        <w:t xml:space="preserve"> </w:t>
+      </w:r>
+      <m:oMath>
+        <m:oMathPr>
+          <m:ctrlPr>
+            <w:rPr>
+              <w:sz w:val="28"/>
+              <w:szCs w:val="28"/>
+            </w:rPr>
+          </m:ctrlPr>
+        </m:oMathPr>
+        <m:r>
+          <m:t>B</m:t>
+        </m:r>
+        <m:r>
+          <m:t>a</m:t>
+        </m:r>
+        <m:r>
+          <m:t>T</m:t>
+        </m:r>
+        <m:r>
+          <m:t>i</m:t>
+        </m:r>
+        <m:sSub>
+          <m:e>
+            <m:r>
+              <m:t>O</m:t>
+            </m:r>
+          </m:e>
+          <m:sub>
+            <m:r>
+              <m:t>3</m:t>
+            </m:r>
+          </m:sub>
+        </m:sSub>
+      </m:oMath>
       <w:r>
         <w:rPr>
           <w:rFonts w:ascii="Times New Roman" w:hAnsi="Times New Roman" w:eastAsia="Times New Roman" w:cs="Times New Roman"/>
@@ -7313,15 +7548,31 @@
         <w:rPr>
           <w:rFonts w:ascii="Times New Roman" w:hAnsi="Times New Roman" w:eastAsia="Times New Roman" w:cs="Times New Roman"/>
         </w:rPr>
-        <w:t xml:space="preserve"> Ba</w:t>
-      </w:r>
-      <w:r>
-        <w:rPr>
-          <w:rFonts w:ascii="Times New Roman" w:hAnsi="Times New Roman" w:eastAsia="Times New Roman" w:cs="Times New Roman"/>
-          <w:vertAlign w:val="superscript"/>
-        </w:rPr>
-        <w:t>2+</w:t>
-      </w:r>
+        <w:t xml:space="preserve"> </w:t>
+      </w:r>
+      <m:oMath>
+        <m:r>
+          <m:t>B</m:t>
+        </m:r>
+        <m:sSup>
+          <m:e>
+            <m:r>
+              <m:t>a</m:t>
+            </m:r>
+          </m:e>
+          <m:sup>
+            <m:r>
+              <m:t>2</m:t>
+            </m:r>
+            <m:r>
+              <m:rPr>
+                <m:sty m:val="p"/>
+              </m:rPr>
+              <m:t>+</m:t>
+            </m:r>
+          </m:sup>
+        </m:sSup>
+      </m:oMath>
       <w:r>
         <w:rPr>
           <w:rFonts w:ascii="Times New Roman" w:hAnsi="Times New Roman" w:eastAsia="Times New Roman" w:cs="Times New Roman"/>
@@ -7338,15 +7589,31 @@
         <w:rPr>
           <w:rFonts w:ascii="Times New Roman" w:hAnsi="Times New Roman" w:eastAsia="Times New Roman" w:cs="Times New Roman"/>
         </w:rPr>
-        <w:t xml:space="preserve"> Ti</w:t>
-      </w:r>
-      <w:r>
-        <w:rPr>
-          <w:rFonts w:ascii="Times New Roman" w:hAnsi="Times New Roman" w:eastAsia="Times New Roman" w:cs="Times New Roman"/>
-          <w:vertAlign w:val="superscript"/>
-        </w:rPr>
-        <w:t>4+</w:t>
-      </w:r>
+        <w:t xml:space="preserve"> </w:t>
+      </w:r>
+      <m:oMath>
+        <m:r>
+          <m:t>T</m:t>
+        </m:r>
+        <m:sSup>
+          <m:e>
+            <m:r>
+              <m:t>i</m:t>
+            </m:r>
+          </m:e>
+          <m:sup>
+            <m:r>
+              <m:t>4</m:t>
+            </m:r>
+            <m:r>
+              <m:rPr>
+                <m:sty m:val="p"/>
+              </m:rPr>
+              <m:t>+</m:t>
+            </m:r>
+          </m:sup>
+        </m:sSup>
+      </m:oMath>
       <w:r>
         <w:rPr>
           <w:rFonts w:ascii="Times New Roman" w:hAnsi="Times New Roman" w:eastAsia="Times New Roman" w:cs="Times New Roman"/>
@@ -7375,15 +7642,42 @@
         <w:rPr>
           <w:rFonts w:ascii="Times New Roman" w:hAnsi="Times New Roman" w:eastAsia="Times New Roman" w:cs="Times New Roman"/>
         </w:rPr>
-        <w:t xml:space="preserve"> BaTiO</w:t>
-      </w:r>
-      <w:r>
-        <w:rPr>
-          <w:rFonts w:ascii="Times New Roman" w:hAnsi="Times New Roman" w:eastAsia="Times New Roman" w:cs="Times New Roman"/>
-          <w:vertAlign w:val="subscript"/>
-        </w:rPr>
-        <w:t>3</w:t>
-      </w:r>
+        <w:t xml:space="preserve"> </w:t>
+      </w:r>
+      <m:oMath>
+        <m:oMathPr>
+          <m:ctrlPr>
+            <w:rPr>
+              <w:sz w:val="28"/>
+              <w:szCs w:val="28"/>
+            </w:rPr>
+          </m:ctrlPr>
+        </m:oMathPr>
+        <m:r>
+          <m:t>B</m:t>
+        </m:r>
+        <m:r>
+          <m:t>a</m:t>
+        </m:r>
+        <m:r>
+          <m:t>T</m:t>
+        </m:r>
+        <m:r>
+          <m:t>i</m:t>
+        </m:r>
+        <m:sSub>
+          <m:e>
+            <m:r>
+              <m:t>O</m:t>
+            </m:r>
+          </m:e>
+          <m:sub>
+            <m:r>
+              <m:t>3</m:t>
+            </m:r>
+          </m:sub>
+        </m:sSub>
+      </m:oMath>
       <w:r>
         <w:rPr>
           <w:rFonts w:ascii="Times New Roman" w:hAnsi="Times New Roman" w:eastAsia="Times New Roman" w:cs="Times New Roman"/>
@@ -7414,7 +7708,7 @@
       </w:r>
     </w:p>
     <w:bookmarkEnd w:id="30"/>
-    <w:bookmarkStart w:id="31" w:name="习题c.14"/>
+    <w:bookmarkStart w:id="31" w:name="电子规则"/>
     <w:p>
       <w:pPr>
         <w:pStyle w:val="Heading2"/>
@@ -7430,13 +7724,7 @@
         <w:rPr>
           <w:rFonts w:hint="eastAsia" w:ascii="Times New Roman" w:hAnsi="Times New Roman" w:eastAsia="SimHei" w:cs="Times New Roman"/>
         </w:rPr>
-        <w:t>习题</w:t>
-      </w:r>
-      <w:r>
-        <w:rPr>
-          <w:rFonts w:hint="eastAsia" w:ascii="Times New Roman" w:hAnsi="Times New Roman" w:eastAsia="Times New Roman" w:cs="Times New Roman"/>
-        </w:rPr>
-        <w:t>C.14</w:t>
+        <w:t xml:space="preserve">电子规则</w:t>
       </w:r>
     </w:p>
     <w:p>
@@ -8148,15 +8436,25 @@
         <w:rPr>
           <w:rFonts w:ascii="Times New Roman" w:hAnsi="Times New Roman" w:eastAsia="Times New Roman" w:cs="Times New Roman"/>
         </w:rPr>
-        <w:t xml:space="preserve"> ML</w:t>
-      </w:r>
-      <w:r>
-        <w:rPr>
-          <w:rFonts w:ascii="Times New Roman" w:hAnsi="Times New Roman" w:eastAsia="Times New Roman" w:cs="Times New Roman"/>
-          <w:vertAlign w:val="subscript"/>
-        </w:rPr>
-        <w:t>6</w:t>
-      </w:r>
+        <w:t xml:space="preserve"> </w:t>
+      </w:r>
+      <m:oMath>
+        <m:r>
+          <m:t>M</m:t>
+        </m:r>
+        <m:sSub>
+          <m:e>
+            <m:r>
+              <m:t>L</m:t>
+            </m:r>
+          </m:e>
+          <m:sub>
+            <m:r>
+              <m:t>6</m:t>
+            </m:r>
+          </m:sub>
+        </m:sSub>
+      </m:oMath>
       <w:r>
         <w:rPr>
           <w:rFonts w:ascii="Times New Roman" w:hAnsi="Times New Roman" w:eastAsia="Times New Roman" w:cs="Times New Roman"/>
@@ -8637,7 +8935,7 @@
       </w:r>
     </w:p>
     <w:bookmarkEnd w:id="31"/>
-    <w:bookmarkStart w:id="32" w:name="习题c.15"/>
+    <w:bookmarkStart w:id="32" w:name="bragg方程"/>
     <w:p>
       <w:pPr>
         <w:pStyle w:val="Heading2"/>
@@ -8651,15 +8949,15 @@
       </w:r>
       <w:r>
         <w:rPr>
+          <w:rFonts w:hint="eastAsia" w:ascii="Times New Roman" w:hAnsi="Times New Roman" w:eastAsia="Times New Roman" w:cs="Times New Roman"/>
+        </w:rPr>
+        <w:t>Bragg</w:t>
+      </w:r>
+      <w:r>
+        <w:rPr>
           <w:rFonts w:hint="eastAsia" w:ascii="Times New Roman" w:hAnsi="Times New Roman" w:eastAsia="SimHei" w:cs="Times New Roman"/>
         </w:rPr>
-        <w:t>习题</w:t>
-      </w:r>
-      <w:r>
-        <w:rPr>
-          <w:rFonts w:hint="eastAsia" w:ascii="Times New Roman" w:hAnsi="Times New Roman" w:eastAsia="Times New Roman" w:cs="Times New Roman"/>
-        </w:rPr>
-        <w:t>C.15</w:t>
+        <w:t>方程</w:t>
       </w:r>
     </w:p>
     <w:p>
@@ -8823,7 +9121,7 @@
       </w:r>
     </w:p>
     <w:bookmarkEnd w:id="32"/>
-    <w:bookmarkStart w:id="33" w:name="习题c.16"/>
+    <w:bookmarkStart w:id="33" w:name="原子坐标参数"/>
     <w:p>
       <w:pPr>
         <w:pStyle w:val="Heading2"/>
@@ -8839,13 +9137,7 @@
         <w:rPr>
           <w:rFonts w:hint="eastAsia" w:ascii="Times New Roman" w:hAnsi="Times New Roman" w:eastAsia="SimHei" w:cs="Times New Roman"/>
         </w:rPr>
-        <w:t>习题</w:t>
-      </w:r>
-      <w:r>
-        <w:rPr>
-          <w:rFonts w:hint="eastAsia" w:ascii="Times New Roman" w:hAnsi="Times New Roman" w:eastAsia="Times New Roman" w:cs="Times New Roman"/>
-        </w:rPr>
-        <w:t>C.16</w:t>
+        <w:t xml:space="preserve">原子坐标参数</w:t>
       </w:r>
     </w:p>
     <w:p>
@@ -9272,15 +9564,22 @@
         <w:rPr>
           <w:rFonts w:ascii="Times New Roman" w:hAnsi="Times New Roman" w:eastAsia="Times New Roman" w:cs="Times New Roman"/>
         </w:rPr>
-        <w:t xml:space="preserve"> I</w:t>
-      </w:r>
-      <w:r>
-        <w:rPr>
-          <w:rFonts w:ascii="Times New Roman" w:hAnsi="Times New Roman" w:eastAsia="Times New Roman" w:cs="Times New Roman"/>
-          <w:vertAlign w:val="subscript"/>
-        </w:rPr>
-        <w:t>2</w:t>
-      </w:r>
+        <w:t xml:space="preserve"> </w:t>
+      </w:r>
+      <m:oMath>
+        <m:sSub>
+          <m:e>
+            <m:r>
+              <m:t>I</m:t>
+            </m:r>
+          </m:e>
+          <m:sub>
+            <m:r>
+              <m:t>2</m:t>
+            </m:r>
+          </m:sub>
+        </m:sSub>
+      </m:oMath>
       <w:r>
         <w:rPr>
           <w:rFonts w:ascii="Times New Roman" w:hAnsi="Times New Roman" w:eastAsia="Times New Roman" w:cs="Times New Roman"/>
@@ -9297,20 +9596,48 @@
         <w:rPr>
           <w:rFonts w:ascii="Times New Roman" w:hAnsi="Times New Roman" w:eastAsia="Times New Roman" w:cs="Times New Roman"/>
         </w:rPr>
-        <w:t xml:space="preserve"> ( r</w:t>
-      </w:r>
-      <w:r>
-        <w:rPr>
-          <w:rFonts w:ascii="Times New Roman" w:hAnsi="Times New Roman" w:eastAsia="Times New Roman" w:cs="Times New Roman"/>
-          <w:vertAlign w:val="subscript"/>
-        </w:rPr>
-        <w:t>3-4</w:t>
-      </w:r>
-      <w:r>
-        <w:rPr>
-          <w:rFonts w:ascii="Times New Roman" w:hAnsi="Times New Roman" w:eastAsia="Times New Roman" w:cs="Times New Roman"/>
-        </w:rPr>
-        <w:t xml:space="preserve"> );</w:t>
+        <w:t xml:space="preserve"> (</w:t>
+      </w:r>
+      <w:r>
+        <w:rPr>
+          <w:rFonts w:ascii="Times New Roman" w:hAnsi="Times New Roman" w:eastAsia="Times New Roman" w:cs="Times New Roman"/>
+        </w:rPr>
+        <w:t xml:space="preserve"> </w:t>
+      </w:r>
+      <m:oMath>
+        <m:sSub>
+          <m:e>
+            <m:r>
+              <m:t>r</m:t>
+            </m:r>
+          </m:e>
+          <m:sub>
+            <m:r>
+              <m:t>3</m:t>
+            </m:r>
+            <m:r>
+              <m:rPr>
+                <m:sty m:val="p"/>
+              </m:rPr>
+              <m:t>−</m:t>
+            </m:r>
+            <m:r>
+              <m:t>4</m:t>
+            </m:r>
+          </m:sub>
+        </m:sSub>
+      </m:oMath>
+      <w:r>
+        <w:rPr>
+          <w:rFonts w:ascii="Times New Roman" w:hAnsi="Times New Roman" w:eastAsia="Times New Roman" w:cs="Times New Roman"/>
+        </w:rPr>
+        <w:t xml:space="preserve"> </w:t>
+      </w:r>
+      <w:r>
+        <w:rPr>
+          <w:rFonts w:ascii="Times New Roman" w:hAnsi="Times New Roman" w:eastAsia="Times New Roman" w:cs="Times New Roman"/>
+        </w:rPr>
+        <w:t xml:space="preserve">);</w:t>
       </w:r>
     </w:p>
     <w:p>
@@ -9330,15 +9657,22 @@
         <w:rPr>
           <w:rFonts w:ascii="Times New Roman" w:hAnsi="Times New Roman" w:eastAsia="Times New Roman" w:cs="Times New Roman"/>
         </w:rPr>
-        <w:t xml:space="preserve"> I</w:t>
-      </w:r>
-      <w:r>
-        <w:rPr>
-          <w:rFonts w:ascii="Times New Roman" w:hAnsi="Times New Roman" w:eastAsia="Times New Roman" w:cs="Times New Roman"/>
-          <w:vertAlign w:val="subscript"/>
-        </w:rPr>
-        <w:t>2</w:t>
-      </w:r>
+        <w:t xml:space="preserve"> </w:t>
+      </w:r>
+      <m:oMath>
+        <m:sSub>
+          <m:e>
+            <m:r>
+              <m:t>I</m:t>
+            </m:r>
+          </m:e>
+          <m:sub>
+            <m:r>
+              <m:t>2</m:t>
+            </m:r>
+          </m:sub>
+        </m:sSub>
+      </m:oMath>
       <w:r>
         <w:rPr>
           <w:rFonts w:ascii="Times New Roman" w:hAnsi="Times New Roman" w:eastAsia="Times New Roman" w:cs="Times New Roman"/>
@@ -9457,15 +9791,22 @@
         <w:rPr>
           <w:rFonts w:ascii="Times New Roman" w:hAnsi="Times New Roman" w:eastAsia="Times New Roman" w:cs="Times New Roman"/>
         </w:rPr>
-        <w:t xml:space="preserve"> I</w:t>
-      </w:r>
-      <w:r>
-        <w:rPr>
-          <w:rFonts w:ascii="Times New Roman" w:hAnsi="Times New Roman" w:eastAsia="Times New Roman" w:cs="Times New Roman"/>
-          <w:vertAlign w:val="subscript"/>
-        </w:rPr>
-        <w:t>2</w:t>
-      </w:r>
+        <w:t xml:space="preserve"> </w:t>
+      </w:r>
+      <m:oMath>
+        <m:sSub>
+          <m:e>
+            <m:r>
+              <m:t>I</m:t>
+            </m:r>
+          </m:e>
+          <m:sub>
+            <m:r>
+              <m:t>2</m:t>
+            </m:r>
+          </m:sub>
+        </m:sSub>
+      </m:oMath>
       <w:r>
         <w:rPr>
           <w:rFonts w:ascii="Times New Roman" w:hAnsi="Times New Roman" w:eastAsia="Times New Roman" w:cs="Times New Roman"/>
@@ -9516,7 +9857,7 @@
       </w:r>
     </w:p>
     <w:bookmarkEnd w:id="33"/>
-    <w:bookmarkStart w:id="34" w:name="习题c.18"/>
+    <w:bookmarkStart w:id="34" w:name="密堆积"/>
     <w:p>
       <w:pPr>
         <w:pStyle w:val="Heading2"/>
@@ -9532,13 +9873,7 @@
         <w:rPr>
           <w:rFonts w:hint="eastAsia" w:ascii="Times New Roman" w:hAnsi="Times New Roman" w:eastAsia="SimHei" w:cs="Times New Roman"/>
         </w:rPr>
-        <w:t>习题</w:t>
-      </w:r>
-      <w:r>
-        <w:rPr>
-          <w:rFonts w:hint="eastAsia" w:ascii="Times New Roman" w:hAnsi="Times New Roman" w:eastAsia="Times New Roman" w:cs="Times New Roman"/>
-        </w:rPr>
-        <w:t>C.18</w:t>
+        <w:t xml:space="preserve">密堆积</w:t>
       </w:r>
     </w:p>
     <w:p>
@@ -9555,15 +9890,25 @@
         <w:rPr>
           <w:rFonts w:ascii="Times New Roman" w:hAnsi="Times New Roman" w:eastAsia="Times New Roman" w:cs="Times New Roman"/>
         </w:rPr>
-        <w:t xml:space="preserve"> AB</w:t>
-      </w:r>
-      <w:r>
-        <w:rPr>
-          <w:rFonts w:ascii="Times New Roman" w:hAnsi="Times New Roman" w:eastAsia="Times New Roman" w:cs="Times New Roman"/>
-          <w:vertAlign w:val="subscript"/>
-        </w:rPr>
-        <w:t>2</w:t>
-      </w:r>
+        <w:t xml:space="preserve"> </w:t>
+      </w:r>
+      <m:oMath>
+        <m:r>
+          <m:t>A</m:t>
+        </m:r>
+        <m:sSub>
+          <m:e>
+            <m:r>
+              <m:t>B</m:t>
+            </m:r>
+          </m:e>
+          <m:sub>
+            <m:r>
+              <m:t>2</m:t>
+            </m:r>
+          </m:sub>
+        </m:sSub>
+      </m:oMath>
       <w:r>
         <w:rPr>
           <w:rFonts w:ascii="Times New Roman" w:hAnsi="Times New Roman" w:eastAsia="Times New Roman" w:cs="Times New Roman"/>
@@ -10005,27 +10350,38 @@
         <w:rPr>
           <w:rFonts w:ascii="Times New Roman" w:hAnsi="Times New Roman" w:eastAsia="Times New Roman" w:cs="Times New Roman"/>
         </w:rPr>
-        <w:t xml:space="preserve"> C</w:t>
-      </w:r>
-      <w:r>
-        <w:rPr>
-          <w:rFonts w:ascii="Times New Roman" w:hAnsi="Times New Roman" w:eastAsia="Times New Roman" w:cs="Times New Roman"/>
-          <w:vertAlign w:val="subscript"/>
-        </w:rPr>
-        <w:t>3</w:t>
-      </w:r>
-      <w:r>
-        <w:rPr>
-          <w:rFonts w:ascii="Times New Roman" w:hAnsi="Times New Roman" w:eastAsia="Times New Roman" w:cs="Times New Roman"/>
-          <w:vertAlign w:val="superscript"/>
-        </w:rPr>
-        <w:t>1</w:t>
-      </w:r>
-      <w:r>
-        <w:rPr>
-          <w:rFonts w:ascii="Times New Roman" w:hAnsi="Times New Roman" w:eastAsia="Times New Roman" w:cs="Times New Roman"/>
-        </w:rPr>
-        <w:t xml:space="preserve"> 。</w:t>
+        <w:t xml:space="preserve"> </w:t>
+      </w:r>
+      <m:oMath>
+        <m:sSubSup>
+          <m:e>
+            <m:r>
+              <m:t>C</m:t>
+            </m:r>
+          </m:e>
+          <m:sub>
+            <m:r>
+              <m:t>3</m:t>
+            </m:r>
+          </m:sub>
+          <m:sup>
+            <m:r>
+              <m:t>1</m:t>
+            </m:r>
+          </m:sup>
+        </m:sSubSup>
+      </m:oMath>
+      <w:r>
+        <w:rPr>
+          <w:rFonts w:ascii="Times New Roman" w:hAnsi="Times New Roman" w:eastAsia="Times New Roman" w:cs="Times New Roman"/>
+        </w:rPr>
+        <w:t xml:space="preserve"> </w:t>
+      </w:r>
+      <w:r>
+        <w:rPr>
+          <w:rFonts w:ascii="Times New Roman" w:hAnsi="Times New Roman" w:eastAsia="Times New Roman" w:cs="Times New Roman"/>
+        </w:rPr>
+        <w:t xml:space="preserve">。</w:t>
       </w:r>
     </w:p>
     <w:p>
@@ -10039,7 +10395,7 @@
       </w:r>
     </w:p>
     <w:bookmarkEnd w:id="34"/>
-    <w:bookmarkStart w:id="35" w:name="习题c.19"/>
+    <w:bookmarkStart w:id="35" w:name="六方密堆积"/>
     <w:p>
       <w:pPr>
         <w:pStyle w:val="Heading2"/>
@@ -10055,13 +10411,7 @@
         <w:rPr>
           <w:rFonts w:hint="eastAsia" w:ascii="Times New Roman" w:hAnsi="Times New Roman" w:eastAsia="SimHei" w:cs="Times New Roman"/>
         </w:rPr>
-        <w:t>习题</w:t>
-      </w:r>
-      <w:r>
-        <w:rPr>
-          <w:rFonts w:hint="eastAsia" w:ascii="Times New Roman" w:hAnsi="Times New Roman" w:eastAsia="Times New Roman" w:cs="Times New Roman"/>
-        </w:rPr>
-        <w:t>C.19</w:t>
+        <w:t xml:space="preserve">六方密堆积</w:t>
       </w:r>
     </w:p>
     <w:p>
@@ -11227,7 +11577,7 @@
       </w:r>
     </w:p>
     <w:bookmarkEnd w:id="35"/>
-    <w:bookmarkStart w:id="36" w:name="习题c.20"/>
+    <w:bookmarkStart w:id="36" w:name="对称元素"/>
     <w:p>
       <w:pPr>
         <w:pStyle w:val="Heading2"/>
@@ -11243,13 +11593,7 @@
         <w:rPr>
           <w:rFonts w:hint="eastAsia" w:ascii="Times New Roman" w:hAnsi="Times New Roman" w:eastAsia="SimHei" w:cs="Times New Roman"/>
         </w:rPr>
-        <w:t>习题</w:t>
-      </w:r>
-      <w:r>
-        <w:rPr>
-          <w:rFonts w:hint="eastAsia" w:ascii="Times New Roman" w:hAnsi="Times New Roman" w:eastAsia="Times New Roman" w:cs="Times New Roman"/>
-        </w:rPr>
-        <w:t>C.20</w:t>
+        <w:t xml:space="preserve">对称元素</w:t>
       </w:r>
     </w:p>
     <w:p>
@@ -11689,15 +12033,22 @@
         <w:rPr>
           <w:rFonts w:ascii="Times New Roman" w:hAnsi="Times New Roman" w:eastAsia="Times New Roman" w:cs="Times New Roman"/>
         </w:rPr>
-        <w:t xml:space="preserve"> C</w:t>
-      </w:r>
-      <w:r>
-        <w:rPr>
-          <w:rFonts w:ascii="Times New Roman" w:hAnsi="Times New Roman" w:eastAsia="Times New Roman" w:cs="Times New Roman"/>
-          <w:vertAlign w:val="subscript"/>
-        </w:rPr>
-        <w:t>2</w:t>
-      </w:r>
+        <w:t xml:space="preserve"> </w:t>
+      </w:r>
+      <m:oMath>
+        <m:sSub>
+          <m:e>
+            <m:r>
+              <m:t>C</m:t>
+            </m:r>
+          </m:e>
+          <m:sub>
+            <m:r>
+              <m:t>2</m:t>
+            </m:r>
+          </m:sub>
+        </m:sSub>
+      </m:oMath>
       <w:r>
         <w:rPr>
           <w:rFonts w:ascii="Times New Roman" w:hAnsi="Times New Roman" w:eastAsia="Times New Roman" w:cs="Times New Roman"/>
@@ -11974,15 +12325,22 @@
         <w:rPr>
           <w:rFonts w:hint="eastAsia" w:ascii="Times New Roman" w:hAnsi="Times New Roman" w:eastAsia="Times New Roman" w:cs="Times New Roman"/>
         </w:rPr>
-        <w:t>；2</w:t>
-      </w:r>
-      <w:r>
-        <w:rPr>
-          <w:rFonts w:hint="eastAsia" w:ascii="Times New Roman" w:hAnsi="Times New Roman" w:eastAsia="Times New Roman" w:cs="Times New Roman"/>
-          <w:vertAlign w:val="subscript"/>
-        </w:rPr>
-        <w:t>1</w:t>
-      </w:r>
+        <w:t>；</w:t>
+      </w:r>
+      <m:oMath>
+        <m:sSub>
+          <m:e>
+            <m:r>
+              <m:t>2</m:t>
+            </m:r>
+          </m:e>
+          <m:sub>
+            <m:r>
+              <m:t>1</m:t>
+            </m:r>
+          </m:sub>
+        </m:sSub>
+      </m:oMath>
       <w:r>
         <w:rPr>
           <w:rFonts w:ascii="Times New Roman" w:hAnsi="Times New Roman" w:eastAsia="Times New Roman" w:cs="Times New Roman"/>
@@ -12011,15 +12369,22 @@
         <w:rPr>
           <w:rFonts w:ascii="Times New Roman" w:hAnsi="Times New Roman" w:eastAsia="Times New Roman" w:cs="Times New Roman"/>
         </w:rPr>
-        <w:t xml:space="preserve"> 2</w:t>
-      </w:r>
-      <w:r>
-        <w:rPr>
-          <w:rFonts w:ascii="Times New Roman" w:hAnsi="Times New Roman" w:eastAsia="Times New Roman" w:cs="Times New Roman"/>
-          <w:vertAlign w:val="subscript"/>
-        </w:rPr>
-        <w:t>1</w:t>
-      </w:r>
+        <w:t xml:space="preserve"> </w:t>
+      </w:r>
+      <m:oMath>
+        <m:sSub>
+          <m:e>
+            <m:r>
+              <m:t>2</m:t>
+            </m:r>
+          </m:e>
+          <m:sub>
+            <m:r>
+              <m:t>1</m:t>
+            </m:r>
+          </m:sub>
+        </m:sSub>
+      </m:oMath>
       <w:r>
         <w:rPr>
           <w:rFonts w:ascii="Times New Roman" w:hAnsi="Times New Roman" w:eastAsia="Times New Roman" w:cs="Times New Roman"/>
@@ -12092,7 +12457,7 @@
       </w:r>
     </w:p>
     <w:bookmarkEnd w:id="36"/>
-    <w:bookmarkStart w:id="37" w:name="习题c.21"/>
+    <w:bookmarkStart w:id="37" w:name="原子坐标参数-1"/>
     <w:p>
       <w:pPr>
         <w:pStyle w:val="Heading2"/>
@@ -12108,13 +12473,7 @@
         <w:rPr>
           <w:rFonts w:hint="eastAsia" w:ascii="Times New Roman" w:hAnsi="Times New Roman" w:eastAsia="SimHei" w:cs="Times New Roman"/>
         </w:rPr>
-        <w:t>习题</w:t>
-      </w:r>
-      <w:r>
-        <w:rPr>
-          <w:rFonts w:hint="eastAsia" w:ascii="Times New Roman" w:hAnsi="Times New Roman" w:eastAsia="Times New Roman" w:cs="Times New Roman"/>
-        </w:rPr>
-        <w:t>C.21</w:t>
+        <w:t xml:space="preserve">原子坐标参数</w:t>
       </w:r>
     </w:p>
     <w:p>
@@ -13123,15 +13482,28 @@
         <w:rPr>
           <w:rFonts w:ascii="Times New Roman" w:hAnsi="Times New Roman" w:eastAsia="Times New Roman" w:cs="Times New Roman"/>
         </w:rPr>
-        <w:t xml:space="preserve"> CaF</w:t>
-      </w:r>
-      <w:r>
-        <w:rPr>
-          <w:rFonts w:ascii="Times New Roman" w:hAnsi="Times New Roman" w:eastAsia="Times New Roman" w:cs="Times New Roman"/>
-          <w:vertAlign w:val="subscript"/>
-        </w:rPr>
-        <w:t>2</w:t>
-      </w:r>
+        <w:t xml:space="preserve"> </w:t>
+      </w:r>
+      <m:oMath>
+        <m:r>
+          <m:t>C</m:t>
+        </m:r>
+        <m:r>
+          <m:t>a</m:t>
+        </m:r>
+        <m:sSub>
+          <m:e>
+            <m:r>
+              <m:t>F</m:t>
+            </m:r>
+          </m:e>
+          <m:sub>
+            <m:r>
+              <m:t>2</m:t>
+            </m:r>
+          </m:sub>
+        </m:sSub>
+      </m:oMath>
       <w:r>
         <w:rPr>
           <w:rFonts w:ascii="Times New Roman" w:hAnsi="Times New Roman" w:eastAsia="Times New Roman" w:cs="Times New Roman"/>
@@ -13898,7 +14270,7 @@
       </w:r>
     </w:p>
     <w:bookmarkEnd w:id="37"/>
-    <w:bookmarkStart w:id="38" w:name="习题c.22"/>
+    <w:bookmarkStart w:id="38" w:name="nias型结构"/>
     <w:p>
       <w:pPr>
         <w:pStyle w:val="Heading2"/>
@@ -13912,15 +14284,15 @@
       </w:r>
       <w:r>
         <w:rPr>
+          <w:rFonts w:hint="eastAsia" w:ascii="Times New Roman" w:hAnsi="Times New Roman" w:eastAsia="Times New Roman" w:cs="Times New Roman"/>
+        </w:rPr>
+        <w:t>NiAs</w:t>
+      </w:r>
+      <w:r>
+        <w:rPr>
           <w:rFonts w:hint="eastAsia" w:ascii="Times New Roman" w:hAnsi="Times New Roman" w:eastAsia="SimHei" w:cs="Times New Roman"/>
         </w:rPr>
-        <w:t>习题</w:t>
-      </w:r>
-      <w:r>
-        <w:rPr>
-          <w:rFonts w:hint="eastAsia" w:ascii="Times New Roman" w:hAnsi="Times New Roman" w:eastAsia="Times New Roman" w:cs="Times New Roman"/>
-        </w:rPr>
-        <w:t>C.22</w:t>
+        <w:t>型结构</w:t>
       </w:r>
     </w:p>
     <w:p>
@@ -14595,15 +14967,31 @@
         <w:rPr>
           <w:rFonts w:ascii="Times New Roman" w:hAnsi="Times New Roman" w:eastAsia="Times New Roman" w:cs="Times New Roman"/>
         </w:rPr>
-        <w:t xml:space="preserve"> CoTe</w:t>
-      </w:r>
-      <w:r>
-        <w:rPr>
-          <w:rFonts w:ascii="Times New Roman" w:hAnsi="Times New Roman" w:eastAsia="Times New Roman" w:cs="Times New Roman"/>
-          <w:vertAlign w:val="subscript"/>
-        </w:rPr>
-        <w:t>2</w:t>
-      </w:r>
+        <w:t xml:space="preserve"> </w:t>
+      </w:r>
+      <m:oMath>
+        <m:r>
+          <m:t>C</m:t>
+        </m:r>
+        <m:r>
+          <m:t>o</m:t>
+        </m:r>
+        <m:r>
+          <m:t>T</m:t>
+        </m:r>
+        <m:sSub>
+          <m:e>
+            <m:r>
+              <m:t>e</m:t>
+            </m:r>
+          </m:e>
+          <m:sub>
+            <m:r>
+              <m:t>2</m:t>
+            </m:r>
+          </m:sub>
+        </m:sSub>
+      </m:oMath>
       <w:r>
         <w:rPr>
           <w:rFonts w:ascii="Times New Roman" w:hAnsi="Times New Roman" w:eastAsia="Times New Roman" w:cs="Times New Roman"/>
@@ -14880,7 +15268,7 @@
       </w:r>
     </w:p>
     <w:bookmarkEnd w:id="38"/>
-    <w:bookmarkStart w:id="39" w:name="习题c.23"/>
+    <w:bookmarkStart w:id="39" w:name="钙钛矿"/>
     <w:p>
       <w:pPr>
         <w:pStyle w:val="Heading2"/>
@@ -14896,13 +15284,7 @@
         <w:rPr>
           <w:rFonts w:hint="eastAsia" w:ascii="Times New Roman" w:hAnsi="Times New Roman" w:eastAsia="SimHei" w:cs="Times New Roman"/>
         </w:rPr>
-        <w:t>习题</w:t>
-      </w:r>
-      <w:r>
-        <w:rPr>
-          <w:rFonts w:hint="eastAsia" w:ascii="Times New Roman" w:hAnsi="Times New Roman" w:eastAsia="Times New Roman" w:cs="Times New Roman"/>
-        </w:rPr>
-        <w:t>C.23</w:t>
+        <w:t xml:space="preserve">钙钛矿</w:t>
       </w:r>
     </w:p>
     <w:p>
@@ -17516,7 +17898,7 @@
     <ns0:name ns0:val="Verbatim Char"/>
     <ns0:basedOn ns0:val="BodyTextChar"/>
     <ns0:rPr>
-      <ns0:rFonts ns0:ascii="Times New Roman" ns0:cs="Times New Roman" ns0:eastAsia="FangSong" ns0:hAnsi="Times New Roman"/>
+      <ns0:rFonts ns0:ascii="SimSun" ns0:cs="SimSun" ns0:eastAsia="SimSun" ns0:hAnsi="SimSun"/>
       <ns0:b ns0:val="0"/>
       <ns0:sz ns0:val="20"/>
     </ns0:rPr>
@@ -17570,7 +17952,7 @@
       <w:wordWrap w:val="off"/>
     </w:pPr>
     <ns0:rPr>
-      <w:rFonts ns0:ascii="Times New Roman" ns0:hAnsi="Times New Roman" ns0:eastAsia="FangSong" ns0:cs="Times New Roman"/>
+      <w:rFonts ns0:ascii="SimSun" ns0:hAnsi="SimSun" ns0:eastAsia="SimSun" ns0:cs="SimSun"/>
     </ns0:rPr>
   </w:style>
   <w:style w:type="character" w:customStyle="1" w:styleId="KeywordTok">
